--- a/shiyan1/实验一 KNN（实验报告）.docx
+++ b/shiyan1/实验一 KNN（实验报告）.docx
@@ -173,22 +173,7 @@
                 <w:sz w:val="24"/>
                 <w:lang w:val="en-US" w:eastAsia="zh-CN"/>
               </w:rPr>
-              <w:t>智能</w:t>
-            </w:r>
-            <w:r>
-              <w:rPr>
-                <w:rFonts w:eastAsia="楷体"/>
-                <w:sz w:val="24"/>
-              </w:rPr>
-              <w:t>2</w:t>
-            </w:r>
-            <w:r>
-              <w:rPr>
-                <w:rFonts w:hint="eastAsia" w:eastAsia="楷体"/>
-                <w:sz w:val="24"/>
-                <w:lang w:val="en-US" w:eastAsia="zh-CN"/>
-              </w:rPr>
-              <w:t>024</w:t>
+              <w:t>智能2402</w:t>
             </w:r>
           </w:p>
         </w:tc>
@@ -226,10 +211,19 @@
               <w:spacing w:line="0" w:lineRule="atLeast"/>
               <w:jc w:val="center"/>
               <w:rPr>
-                <w:rFonts w:eastAsia="楷体"/>
+                <w:rFonts w:hint="eastAsia" w:eastAsia="楷体"/>
                 <w:sz w:val="24"/>
-              </w:rPr>
-            </w:pPr>
+                <w:lang w:val="en-US" w:eastAsia="zh-CN"/>
+              </w:rPr>
+            </w:pPr>
+            <w:r>
+              <w:rPr>
+                <w:rFonts w:hint="eastAsia" w:eastAsia="楷体"/>
+                <w:sz w:val="24"/>
+                <w:lang w:val="en-US" w:eastAsia="zh-CN"/>
+              </w:rPr>
+              <w:t>杜钰鹏</w:t>
+            </w:r>
           </w:p>
         </w:tc>
         <w:tc>
@@ -266,10 +260,19 @@
               <w:spacing w:line="0" w:lineRule="atLeast"/>
               <w:jc w:val="center"/>
               <w:rPr>
-                <w:rFonts w:eastAsia="楷体"/>
+                <w:rFonts w:hint="default" w:eastAsia="楷体"/>
                 <w:sz w:val="24"/>
-              </w:rPr>
-            </w:pPr>
+                <w:lang w:val="en-US" w:eastAsia="zh-CN"/>
+              </w:rPr>
+            </w:pPr>
+            <w:r>
+              <w:rPr>
+                <w:rFonts w:hint="eastAsia" w:eastAsia="楷体"/>
+                <w:sz w:val="24"/>
+                <w:lang w:val="en-US" w:eastAsia="zh-CN"/>
+              </w:rPr>
+              <w:t>202406050214</w:t>
+            </w:r>
           </w:p>
         </w:tc>
       </w:tr>
@@ -1078,19 +1081,7 @@
                 <w:color w:val="auto"/>
                 <w:lang w:val="en-US" w:eastAsia="zh-CN"/>
               </w:rPr>
-              <w:t>（1）本实验所有代码整合为一个.py文件，不要用.ipynb</w:t>
-            </w:r>
-            <w:bookmarkStart w:id="0" w:name="_GoBack"/>
-            <w:bookmarkEnd w:id="0"/>
-            <w:r>
-              <w:rPr>
-                <w:rFonts w:hint="eastAsia"/>
-                <w:b/>
-                <w:bCs/>
-                <w:color w:val="auto"/>
-                <w:lang w:val="en-US" w:eastAsia="zh-CN"/>
-              </w:rPr>
-              <w:t>文件。（2）基于教材所提供的代码进行修改，不得用AI生成代码来进行替换。（3）只需在实验报告中贴出自己写的代码。</w:t>
+              <w:t>（1）本实验所有代码整合为一个.py文件，不要用.ipynb文件。（2）基于教材所提供的代码进行修改，不得用AI生成代码来进行替换。（3）只需在实验报告中贴出自己写的代码。</w:t>
             </w:r>
             <w:r>
               <w:rPr>
@@ -1295,9 +1286,9 @@
                   <w:pPr>
                     <w:pStyle w:val="2"/>
                     <w:spacing w:line="240" w:lineRule="auto"/>
-                    <w:ind w:firstLine="420"/>
-                    <w:rPr>
-                      <w:rFonts w:ascii="Times New Roman" w:hAnsi="Times New Roman" w:cs="Times New Roman"/>
+                    <w:ind w:left="0" w:leftChars="0" w:firstLine="0" w:firstLineChars="0"/>
+                    <w:rPr>
+                      <w:rFonts w:hint="default" w:ascii="Times New Roman" w:hAnsi="Times New Roman" w:cs="Times New Roman"/>
                       <w:b w:val="0"/>
                       <w:bCs/>
                       <w:sz w:val="21"/>
@@ -1306,39 +1297,3467 @@
                   </w:pPr>
                   <w:r>
                     <w:rPr>
-                      <w:rFonts w:hint="eastAsia" w:cs="Times New Roman"/>
-                      <w:b w:val="0"/>
-                      <w:bCs/>
-                      <w:color w:val="FF0000"/>
+                      <w:rFonts w:hint="default" w:ascii="Times New Roman" w:hAnsi="Times New Roman" w:cs="Times New Roman"/>
+                      <w:b w:val="0"/>
+                      <w:bCs/>
+                      <w:sz w:val="21"/>
+                      <w:szCs w:val="21"/>
+                    </w:rPr>
+                    <w:t>import numpy as np</w:t>
+                  </w:r>
+                  <w:r>
+                    <w:rPr>
+                      <w:rFonts w:hint="default" w:ascii="Times New Roman" w:hAnsi="Times New Roman" w:cs="Times New Roman"/>
+                      <w:b w:val="0"/>
+                      <w:bCs/>
+                      <w:sz w:val="21"/>
+                      <w:szCs w:val="21"/>
+                    </w:rPr>
+                    <w:br w:type="textWrapping"/>
+                  </w:r>
+                  <w:r>
+                    <w:rPr>
+                      <w:rFonts w:hint="default" w:ascii="Times New Roman" w:hAnsi="Times New Roman" w:cs="Times New Roman"/>
+                      <w:b w:val="0"/>
+                      <w:bCs/>
+                      <w:sz w:val="21"/>
+                      <w:szCs w:val="21"/>
+                    </w:rPr>
+                    <w:t>from sklearn.metrics import confusion_matrix</w:t>
+                  </w:r>
+                  <w:r>
+                    <w:rPr>
+                      <w:rFonts w:hint="default" w:ascii="Times New Roman" w:hAnsi="Times New Roman" w:cs="Times New Roman"/>
+                      <w:b w:val="0"/>
+                      <w:bCs/>
+                      <w:sz w:val="21"/>
+                      <w:szCs w:val="21"/>
+                    </w:rPr>
+                    <w:br w:type="textWrapping"/>
+                  </w:r>
+                  <w:r>
+                    <w:rPr>
+                      <w:rFonts w:hint="default" w:ascii="Times New Roman" w:hAnsi="Times New Roman" w:cs="Times New Roman"/>
+                      <w:b w:val="0"/>
+                      <w:bCs/>
+                      <w:sz w:val="21"/>
+                      <w:szCs w:val="21"/>
+                    </w:rPr>
+                    <w:t>import seaborn as sns  # 如果没有安装，可以用 pip install seaborn</w:t>
+                  </w:r>
+                  <w:r>
+                    <w:rPr>
+                      <w:rFonts w:hint="default" w:ascii="Times New Roman" w:hAnsi="Times New Roman" w:cs="Times New Roman"/>
+                      <w:b w:val="0"/>
+                      <w:bCs/>
+                      <w:sz w:val="21"/>
+                      <w:szCs w:val="21"/>
+                    </w:rPr>
+                    <w:br w:type="textWrapping"/>
+                  </w:r>
+                  <w:r>
+                    <w:rPr>
+                      <w:rFonts w:hint="default" w:ascii="Times New Roman" w:hAnsi="Times New Roman" w:cs="Times New Roman"/>
+                      <w:b w:val="0"/>
+                      <w:bCs/>
+                      <w:sz w:val="21"/>
+                      <w:szCs w:val="21"/>
+                    </w:rPr>
+                    <w:t>import os</w:t>
+                  </w:r>
+                  <w:r>
+                    <w:rPr>
+                      <w:rFonts w:hint="default" w:ascii="Times New Roman" w:hAnsi="Times New Roman" w:cs="Times New Roman"/>
+                      <w:b w:val="0"/>
+                      <w:bCs/>
+                      <w:sz w:val="21"/>
+                      <w:szCs w:val="21"/>
+                    </w:rPr>
+                    <w:br w:type="textWrapping"/>
+                  </w:r>
+                  <w:r>
+                    <w:rPr>
+                      <w:rFonts w:hint="default" w:ascii="Times New Roman" w:hAnsi="Times New Roman" w:cs="Times New Roman"/>
+                      <w:b w:val="0"/>
+                      <w:bCs/>
+                      <w:sz w:val="21"/>
+                      <w:szCs w:val="21"/>
+                    </w:rPr>
+                    <w:br w:type="textWrapping"/>
+                  </w:r>
+                  <w:r>
+                    <w:rPr>
+                      <w:rFonts w:hint="default" w:ascii="Times New Roman" w:hAnsi="Times New Roman" w:cs="Times New Roman"/>
+                      <w:b w:val="0"/>
+                      <w:bCs/>
+                      <w:sz w:val="21"/>
+                      <w:szCs w:val="21"/>
+                    </w:rPr>
+                    <w:t># 读入mnist数据集</w:t>
+                  </w:r>
+                  <w:r>
+                    <w:rPr>
+                      <w:rFonts w:hint="default" w:ascii="Times New Roman" w:hAnsi="Times New Roman" w:cs="Times New Roman"/>
+                      <w:b w:val="0"/>
+                      <w:bCs/>
+                      <w:sz w:val="21"/>
+                      <w:szCs w:val="21"/>
+                    </w:rPr>
+                    <w:br w:type="textWrapping"/>
+                  </w:r>
+                  <w:r>
+                    <w:rPr>
+                      <w:rFonts w:hint="default" w:ascii="Times New Roman" w:hAnsi="Times New Roman" w:cs="Times New Roman"/>
+                      <w:b w:val="0"/>
+                      <w:bCs/>
+                      <w:sz w:val="21"/>
+                      <w:szCs w:val="21"/>
+                    </w:rPr>
+                    <w:t>m_x = np.loadtxt('../Hands-on-ML-master/Hands-on-ML-master/第3章 k近邻算法/mnist_x', delimiter=' ')</w:t>
+                  </w:r>
+                  <w:r>
+                    <w:rPr>
+                      <w:rFonts w:hint="default" w:ascii="Times New Roman" w:hAnsi="Times New Roman" w:cs="Times New Roman"/>
+                      <w:b w:val="0"/>
+                      <w:bCs/>
+                      <w:sz w:val="21"/>
+                      <w:szCs w:val="21"/>
+                    </w:rPr>
+                    <w:br w:type="textWrapping"/>
+                  </w:r>
+                  <w:r>
+                    <w:rPr>
+                      <w:rFonts w:hint="default" w:ascii="Times New Roman" w:hAnsi="Times New Roman" w:cs="Times New Roman"/>
+                      <w:b w:val="0"/>
+                      <w:bCs/>
+                      <w:sz w:val="21"/>
+                      <w:szCs w:val="21"/>
+                    </w:rPr>
+                    <w:t>m_y = np.loadtxt('../Hands-on-ML-master/Hands-on-ML-master/第3章 k近邻算法/mnist_y')</w:t>
+                  </w:r>
+                  <w:r>
+                    <w:rPr>
+                      <w:rFonts w:hint="default" w:ascii="Times New Roman" w:hAnsi="Times New Roman" w:cs="Times New Roman"/>
+                      <w:b w:val="0"/>
+                      <w:bCs/>
+                      <w:sz w:val="21"/>
+                      <w:szCs w:val="21"/>
+                    </w:rPr>
+                    <w:br w:type="textWrapping"/>
+                  </w:r>
+                  <w:r>
+                    <w:rPr>
+                      <w:rFonts w:hint="default" w:ascii="Times New Roman" w:hAnsi="Times New Roman" w:cs="Times New Roman"/>
+                      <w:b w:val="0"/>
+                      <w:bCs/>
+                      <w:sz w:val="21"/>
+                      <w:szCs w:val="21"/>
+                    </w:rPr>
+                    <w:br w:type="textWrapping"/>
+                  </w:r>
+                  <w:r>
+                    <w:rPr>
+                      <w:rFonts w:hint="default" w:ascii="Times New Roman" w:hAnsi="Times New Roman" w:cs="Times New Roman"/>
+                      <w:b w:val="0"/>
+                      <w:bCs/>
+                      <w:sz w:val="21"/>
+                      <w:szCs w:val="21"/>
+                    </w:rPr>
+                    <w:t># 数据集可视化</w:t>
+                  </w:r>
+                  <w:r>
+                    <w:rPr>
+                      <w:rFonts w:hint="default" w:ascii="Times New Roman" w:hAnsi="Times New Roman" w:cs="Times New Roman"/>
+                      <w:b w:val="0"/>
+                      <w:bCs/>
+                      <w:sz w:val="21"/>
+                      <w:szCs w:val="21"/>
+                    </w:rPr>
+                    <w:br w:type="textWrapping"/>
+                  </w:r>
+                  <w:r>
+                    <w:rPr>
+                      <w:rFonts w:hint="default" w:ascii="Times New Roman" w:hAnsi="Times New Roman" w:cs="Times New Roman"/>
+                      <w:b w:val="0"/>
+                      <w:bCs/>
+                      <w:sz w:val="21"/>
+                      <w:szCs w:val="21"/>
+                    </w:rPr>
+                    <w:t>data = np.reshape(np.array(m_x[0], dtype=int), [28, 28])</w:t>
+                  </w:r>
+                  <w:r>
+                    <w:rPr>
+                      <w:rFonts w:hint="default" w:ascii="Times New Roman" w:hAnsi="Times New Roman" w:cs="Times New Roman"/>
+                      <w:b w:val="0"/>
+                      <w:bCs/>
+                      <w:sz w:val="21"/>
+                      <w:szCs w:val="21"/>
+                    </w:rPr>
+                    <w:br w:type="textWrapping"/>
+                  </w:r>
+                  <w:r>
+                    <w:rPr>
+                      <w:rFonts w:hint="default" w:ascii="Times New Roman" w:hAnsi="Times New Roman" w:cs="Times New Roman"/>
+                      <w:b w:val="0"/>
+                      <w:bCs/>
+                      <w:sz w:val="21"/>
+                      <w:szCs w:val="21"/>
+                    </w:rPr>
+                    <w:t>plt.figure()</w:t>
+                  </w:r>
+                  <w:r>
+                    <w:rPr>
+                      <w:rFonts w:hint="default" w:ascii="Times New Roman" w:hAnsi="Times New Roman" w:cs="Times New Roman"/>
+                      <w:b w:val="0"/>
+                      <w:bCs/>
+                      <w:sz w:val="21"/>
+                      <w:szCs w:val="21"/>
+                    </w:rPr>
+                    <w:br w:type="textWrapping"/>
+                  </w:r>
+                  <w:r>
+                    <w:rPr>
+                      <w:rFonts w:hint="default" w:ascii="Times New Roman" w:hAnsi="Times New Roman" w:cs="Times New Roman"/>
+                      <w:b w:val="0"/>
+                      <w:bCs/>
+                      <w:sz w:val="21"/>
+                      <w:szCs w:val="21"/>
+                    </w:rPr>
+                    <w:t>plt.imshow(data, cmap='gray')</w:t>
+                  </w:r>
+                  <w:r>
+                    <w:rPr>
+                      <w:rFonts w:hint="default" w:ascii="Times New Roman" w:hAnsi="Times New Roman" w:cs="Times New Roman"/>
+                      <w:b w:val="0"/>
+                      <w:bCs/>
+                      <w:sz w:val="21"/>
+                      <w:szCs w:val="21"/>
+                    </w:rPr>
+                    <w:br w:type="textWrapping"/>
+                  </w:r>
+                  <w:r>
+                    <w:rPr>
+                      <w:rFonts w:hint="default" w:ascii="Times New Roman" w:hAnsi="Times New Roman" w:cs="Times New Roman"/>
+                      <w:b w:val="0"/>
+                      <w:bCs/>
+                      <w:sz w:val="21"/>
+                      <w:szCs w:val="21"/>
+                    </w:rPr>
+                    <w:br w:type="textWrapping"/>
+                  </w:r>
+                  <w:r>
+                    <w:rPr>
+                      <w:rFonts w:hint="default" w:ascii="Times New Roman" w:hAnsi="Times New Roman" w:cs="Times New Roman"/>
+                      <w:b w:val="0"/>
+                      <w:bCs/>
+                      <w:sz w:val="21"/>
+                      <w:szCs w:val="21"/>
+                    </w:rPr>
+                    <w:t># 将数据集分为训练集和测试集</w:t>
+                  </w:r>
+                  <w:r>
+                    <w:rPr>
+                      <w:rFonts w:hint="default" w:ascii="Times New Roman" w:hAnsi="Times New Roman" w:cs="Times New Roman"/>
+                      <w:b w:val="0"/>
+                      <w:bCs/>
+                      <w:sz w:val="21"/>
+                      <w:szCs w:val="21"/>
+                    </w:rPr>
+                    <w:br w:type="textWrapping"/>
+                  </w:r>
+                  <w:r>
+                    <w:rPr>
+                      <w:rFonts w:hint="default" w:ascii="Times New Roman" w:hAnsi="Times New Roman" w:cs="Times New Roman"/>
+                      <w:b w:val="0"/>
+                      <w:bCs/>
+                      <w:sz w:val="21"/>
+                      <w:szCs w:val="21"/>
+                    </w:rPr>
+                    <w:t>ratio = 0.8</w:t>
+                  </w:r>
+                  <w:r>
+                    <w:rPr>
+                      <w:rFonts w:hint="default" w:ascii="Times New Roman" w:hAnsi="Times New Roman" w:cs="Times New Roman"/>
+                      <w:b w:val="0"/>
+                      <w:bCs/>
+                      <w:sz w:val="21"/>
+                      <w:szCs w:val="21"/>
+                    </w:rPr>
+                    <w:br w:type="textWrapping"/>
+                  </w:r>
+                  <w:r>
+                    <w:rPr>
+                      <w:rFonts w:hint="default" w:ascii="Times New Roman" w:hAnsi="Times New Roman" w:cs="Times New Roman"/>
+                      <w:b w:val="0"/>
+                      <w:bCs/>
+                      <w:sz w:val="21"/>
+                      <w:szCs w:val="21"/>
+                    </w:rPr>
+                    <w:t>split = int(len(m_x) * ratio)</w:t>
+                  </w:r>
+                  <w:r>
+                    <w:rPr>
+                      <w:rFonts w:hint="default" w:ascii="Times New Roman" w:hAnsi="Times New Roman" w:cs="Times New Roman"/>
+                      <w:b w:val="0"/>
+                      <w:bCs/>
+                      <w:sz w:val="21"/>
+                      <w:szCs w:val="21"/>
+                    </w:rPr>
+                    <w:br w:type="textWrapping"/>
+                  </w:r>
+                  <w:r>
+                    <w:rPr>
+                      <w:rFonts w:hint="default" w:ascii="Times New Roman" w:hAnsi="Times New Roman" w:cs="Times New Roman"/>
+                      <w:b w:val="0"/>
+                      <w:bCs/>
+                      <w:sz w:val="21"/>
+                      <w:szCs w:val="21"/>
+                    </w:rPr>
+                    <w:t># 打乱数据</w:t>
+                  </w:r>
+                  <w:r>
+                    <w:rPr>
+                      <w:rFonts w:hint="default" w:ascii="Times New Roman" w:hAnsi="Times New Roman" w:cs="Times New Roman"/>
+                      <w:b w:val="0"/>
+                      <w:bCs/>
+                      <w:sz w:val="21"/>
+                      <w:szCs w:val="21"/>
+                    </w:rPr>
+                    <w:br w:type="textWrapping"/>
+                  </w:r>
+                  <w:r>
+                    <w:rPr>
+                      <w:rFonts w:hint="default" w:ascii="Times New Roman" w:hAnsi="Times New Roman" w:cs="Times New Roman"/>
+                      <w:b w:val="0"/>
+                      <w:bCs/>
+                      <w:sz w:val="21"/>
+                      <w:szCs w:val="21"/>
+                    </w:rPr>
+                    <w:t>np.random.seed(0)</w:t>
+                  </w:r>
+                  <w:r>
+                    <w:rPr>
+                      <w:rFonts w:hint="default" w:ascii="Times New Roman" w:hAnsi="Times New Roman" w:cs="Times New Roman"/>
+                      <w:b w:val="0"/>
+                      <w:bCs/>
+                      <w:sz w:val="21"/>
+                      <w:szCs w:val="21"/>
+                    </w:rPr>
+                    <w:br w:type="textWrapping"/>
+                  </w:r>
+                  <w:r>
+                    <w:rPr>
+                      <w:rFonts w:hint="default" w:ascii="Times New Roman" w:hAnsi="Times New Roman" w:cs="Times New Roman"/>
+                      <w:b w:val="0"/>
+                      <w:bCs/>
+                      <w:sz w:val="21"/>
+                      <w:szCs w:val="21"/>
+                    </w:rPr>
+                    <w:t>idx = np.random.permutation(np.arange(len(m_x)))</w:t>
+                  </w:r>
+                  <w:r>
+                    <w:rPr>
+                      <w:rFonts w:hint="default" w:ascii="Times New Roman" w:hAnsi="Times New Roman" w:cs="Times New Roman"/>
+                      <w:b w:val="0"/>
+                      <w:bCs/>
+                      <w:sz w:val="21"/>
+                      <w:szCs w:val="21"/>
+                    </w:rPr>
+                    <w:br w:type="textWrapping"/>
+                  </w:r>
+                  <w:r>
+                    <w:rPr>
+                      <w:rFonts w:hint="default" w:ascii="Times New Roman" w:hAnsi="Times New Roman" w:cs="Times New Roman"/>
+                      <w:b w:val="0"/>
+                      <w:bCs/>
+                      <w:sz w:val="21"/>
+                      <w:szCs w:val="21"/>
+                    </w:rPr>
+                    <w:t>m_x = m_x[idx]</w:t>
+                  </w:r>
+                  <w:r>
+                    <w:rPr>
+                      <w:rFonts w:hint="default" w:ascii="Times New Roman" w:hAnsi="Times New Roman" w:cs="Times New Roman"/>
+                      <w:b w:val="0"/>
+                      <w:bCs/>
+                      <w:sz w:val="21"/>
+                      <w:szCs w:val="21"/>
+                    </w:rPr>
+                    <w:br w:type="textWrapping"/>
+                  </w:r>
+                  <w:r>
+                    <w:rPr>
+                      <w:rFonts w:hint="default" w:ascii="Times New Roman" w:hAnsi="Times New Roman" w:cs="Times New Roman"/>
+                      <w:b w:val="0"/>
+                      <w:bCs/>
+                      <w:sz w:val="21"/>
+                      <w:szCs w:val="21"/>
+                    </w:rPr>
+                    <w:t>m_y = m_y[idx]</w:t>
+                  </w:r>
+                  <w:r>
+                    <w:rPr>
+                      <w:rFonts w:hint="default" w:ascii="Times New Roman" w:hAnsi="Times New Roman" w:cs="Times New Roman"/>
+                      <w:b w:val="0"/>
+                      <w:bCs/>
+                      <w:sz w:val="21"/>
+                      <w:szCs w:val="21"/>
+                    </w:rPr>
+                    <w:br w:type="textWrapping"/>
+                  </w:r>
+                  <w:r>
+                    <w:rPr>
+                      <w:rFonts w:hint="default" w:ascii="Times New Roman" w:hAnsi="Times New Roman" w:cs="Times New Roman"/>
+                      <w:b w:val="0"/>
+                      <w:bCs/>
+                      <w:sz w:val="21"/>
+                      <w:szCs w:val="21"/>
+                    </w:rPr>
+                    <w:t>x_train, x_test = m_x[:split], m_x[split:]</w:t>
+                  </w:r>
+                  <w:r>
+                    <w:rPr>
+                      <w:rFonts w:hint="default" w:ascii="Times New Roman" w:hAnsi="Times New Roman" w:cs="Times New Roman"/>
+                      <w:b w:val="0"/>
+                      <w:bCs/>
+                      <w:sz w:val="21"/>
+                      <w:szCs w:val="21"/>
+                    </w:rPr>
+                    <w:br w:type="textWrapping"/>
+                  </w:r>
+                  <w:r>
+                    <w:rPr>
+                      <w:rFonts w:hint="default" w:ascii="Times New Roman" w:hAnsi="Times New Roman" w:cs="Times New Roman"/>
+                      <w:b w:val="0"/>
+                      <w:bCs/>
+                      <w:sz w:val="21"/>
+                      <w:szCs w:val="21"/>
+                    </w:rPr>
+                    <w:t>y_train, y_test = m_y[:split], m_y[split:]</w:t>
+                  </w:r>
+                  <w:r>
+                    <w:rPr>
+                      <w:rFonts w:hint="default" w:ascii="Times New Roman" w:hAnsi="Times New Roman" w:cs="Times New Roman"/>
+                      <w:b w:val="0"/>
+                      <w:bCs/>
+                      <w:sz w:val="21"/>
+                      <w:szCs w:val="21"/>
+                    </w:rPr>
+                    <w:br w:type="textWrapping"/>
+                  </w:r>
+                  <w:r>
+                    <w:rPr>
+                      <w:rFonts w:hint="default" w:ascii="Times New Roman" w:hAnsi="Times New Roman" w:cs="Times New Roman"/>
+                      <w:b w:val="0"/>
+                      <w:bCs/>
+                      <w:sz w:val="21"/>
+                      <w:szCs w:val="21"/>
+                    </w:rPr>
+                    <w:br w:type="textWrapping"/>
+                  </w:r>
+                  <w:r>
+                    <w:rPr>
+                      <w:rFonts w:hint="default" w:ascii="Times New Roman" w:hAnsi="Times New Roman" w:cs="Times New Roman"/>
+                      <w:b w:val="0"/>
+                      <w:bCs/>
+                      <w:sz w:val="21"/>
+                      <w:szCs w:val="21"/>
+                    </w:rPr>
+                    <w:t>#(1)对数字“0”和“9”进行可视化。</w:t>
+                  </w:r>
+                  <w:r>
+                    <w:rPr>
+                      <w:rFonts w:hint="default" w:ascii="Times New Roman" w:hAnsi="Times New Roman" w:cs="Times New Roman"/>
+                      <w:b w:val="0"/>
+                      <w:bCs/>
+                      <w:sz w:val="21"/>
+                      <w:szCs w:val="21"/>
+                    </w:rPr>
+                    <w:br w:type="textWrapping"/>
+                  </w:r>
+                  <w:r>
+                    <w:rPr>
+                      <w:rFonts w:hint="default" w:ascii="Times New Roman" w:hAnsi="Times New Roman" w:cs="Times New Roman"/>
+                      <w:b w:val="0"/>
+                      <w:bCs/>
+                      <w:sz w:val="21"/>
+                      <w:szCs w:val="21"/>
+                    </w:rPr>
+                    <w:t># 找到所有标签为 0 和 9 的索引</w:t>
+                  </w:r>
+                  <w:r>
+                    <w:rPr>
+                      <w:rFonts w:hint="default" w:ascii="Times New Roman" w:hAnsi="Times New Roman" w:cs="Times New Roman"/>
+                      <w:b w:val="0"/>
+                      <w:bCs/>
+                      <w:sz w:val="21"/>
+                      <w:szCs w:val="21"/>
+                    </w:rPr>
+                    <w:br w:type="textWrapping"/>
+                  </w:r>
+                  <w:r>
+                    <w:rPr>
+                      <w:rFonts w:hint="default" w:ascii="Times New Roman" w:hAnsi="Times New Roman" w:cs="Times New Roman"/>
+                      <w:b w:val="0"/>
+                      <w:bCs/>
+                      <w:sz w:val="21"/>
+                      <w:szCs w:val="21"/>
+                    </w:rPr>
+                    <w:t>idx_0 = np.where(m_y == 0)[0]</w:t>
+                  </w:r>
+                  <w:r>
+                    <w:rPr>
+                      <w:rFonts w:hint="default" w:ascii="Times New Roman" w:hAnsi="Times New Roman" w:cs="Times New Roman"/>
+                      <w:b w:val="0"/>
+                      <w:bCs/>
+                      <w:sz w:val="21"/>
+                      <w:szCs w:val="21"/>
+                    </w:rPr>
+                    <w:br w:type="textWrapping"/>
+                  </w:r>
+                  <w:r>
+                    <w:rPr>
+                      <w:rFonts w:hint="default" w:ascii="Times New Roman" w:hAnsi="Times New Roman" w:cs="Times New Roman"/>
+                      <w:b w:val="0"/>
+                      <w:bCs/>
+                      <w:sz w:val="21"/>
+                      <w:szCs w:val="21"/>
+                    </w:rPr>
+                    <w:t>idx_9 = np.where(m_y == 9)[0]</w:t>
+                  </w:r>
+                  <w:r>
+                    <w:rPr>
+                      <w:rFonts w:hint="default" w:ascii="Times New Roman" w:hAnsi="Times New Roman" w:cs="Times New Roman"/>
+                      <w:b w:val="0"/>
+                      <w:bCs/>
+                      <w:sz w:val="21"/>
+                      <w:szCs w:val="21"/>
+                    </w:rPr>
+                    <w:br w:type="textWrapping"/>
+                  </w:r>
+                  <w:r>
+                    <w:rPr>
+                      <w:rFonts w:hint="default" w:ascii="Times New Roman" w:hAnsi="Times New Roman" w:cs="Times New Roman"/>
+                      <w:b w:val="0"/>
+                      <w:bCs/>
+                      <w:sz w:val="21"/>
+                      <w:szCs w:val="21"/>
+                    </w:rPr>
+                    <w:br w:type="textWrapping"/>
+                  </w:r>
+                  <w:r>
+                    <w:rPr>
+                      <w:rFonts w:hint="default" w:ascii="Times New Roman" w:hAnsi="Times New Roman" w:cs="Times New Roman"/>
+                      <w:b w:val="0"/>
+                      <w:bCs/>
+                      <w:sz w:val="21"/>
+                      <w:szCs w:val="21"/>
+                    </w:rPr>
+                    <w:t># 取出第一个匹配到的样本</w:t>
+                  </w:r>
+                  <w:r>
+                    <w:rPr>
+                      <w:rFonts w:hint="default" w:ascii="Times New Roman" w:hAnsi="Times New Roman" w:cs="Times New Roman"/>
+                      <w:b w:val="0"/>
+                      <w:bCs/>
+                      <w:sz w:val="21"/>
+                      <w:szCs w:val="21"/>
+                    </w:rPr>
+                    <w:br w:type="textWrapping"/>
+                  </w:r>
+                  <w:r>
+                    <w:rPr>
+                      <w:rFonts w:hint="default" w:ascii="Times New Roman" w:hAnsi="Times New Roman" w:cs="Times New Roman"/>
+                      <w:b w:val="0"/>
+                      <w:bCs/>
+                      <w:sz w:val="21"/>
+                      <w:szCs w:val="21"/>
+                    </w:rPr>
+                    <w:t># m_x[idx_0[0]] 是第一个数字 0 的 784 维向量</w:t>
+                  </w:r>
+                  <w:r>
+                    <w:rPr>
+                      <w:rFonts w:hint="default" w:ascii="Times New Roman" w:hAnsi="Times New Roman" w:cs="Times New Roman"/>
+                      <w:b w:val="0"/>
+                      <w:bCs/>
+                      <w:sz w:val="21"/>
+                      <w:szCs w:val="21"/>
+                    </w:rPr>
+                    <w:br w:type="textWrapping"/>
+                  </w:r>
+                  <w:r>
+                    <w:rPr>
+                      <w:rFonts w:hint="default" w:ascii="Times New Roman" w:hAnsi="Times New Roman" w:cs="Times New Roman"/>
+                      <w:b w:val="0"/>
+                      <w:bCs/>
+                      <w:sz w:val="21"/>
+                      <w:szCs w:val="21"/>
+                    </w:rPr>
+                    <w:t>img_0 = np.reshape(m_x[idx_0[0]].astype(int), [28, 28])</w:t>
+                  </w:r>
+                  <w:r>
+                    <w:rPr>
+                      <w:rFonts w:hint="default" w:ascii="Times New Roman" w:hAnsi="Times New Roman" w:cs="Times New Roman"/>
+                      <w:b w:val="0"/>
+                      <w:bCs/>
+                      <w:sz w:val="21"/>
+                      <w:szCs w:val="21"/>
+                    </w:rPr>
+                    <w:br w:type="textWrapping"/>
+                  </w:r>
+                  <w:r>
+                    <w:rPr>
+                      <w:rFonts w:hint="default" w:ascii="Times New Roman" w:hAnsi="Times New Roman" w:cs="Times New Roman"/>
+                      <w:b w:val="0"/>
+                      <w:bCs/>
+                      <w:sz w:val="21"/>
+                      <w:szCs w:val="21"/>
+                    </w:rPr>
+                    <w:t>img_9 = np.reshape(m_x[idx_9[0]].astype(int), [28, 28])</w:t>
+                  </w:r>
+                  <w:r>
+                    <w:rPr>
+                      <w:rFonts w:hint="default" w:ascii="Times New Roman" w:hAnsi="Times New Roman" w:cs="Times New Roman"/>
+                      <w:b w:val="0"/>
+                      <w:bCs/>
+                      <w:sz w:val="21"/>
+                      <w:szCs w:val="21"/>
+                    </w:rPr>
+                    <w:br w:type="textWrapping"/>
+                  </w:r>
+                  <w:r>
+                    <w:rPr>
+                      <w:rFonts w:hint="default" w:ascii="Times New Roman" w:hAnsi="Times New Roman" w:cs="Times New Roman"/>
+                      <w:b w:val="0"/>
+                      <w:bCs/>
+                      <w:sz w:val="21"/>
+                      <w:szCs w:val="21"/>
+                    </w:rPr>
+                    <w:br w:type="textWrapping"/>
+                  </w:r>
+                  <w:r>
+                    <w:rPr>
+                      <w:rFonts w:hint="default" w:ascii="Times New Roman" w:hAnsi="Times New Roman" w:cs="Times New Roman"/>
+                      <w:b w:val="0"/>
+                      <w:bCs/>
+                      <w:sz w:val="21"/>
+                      <w:szCs w:val="21"/>
+                    </w:rPr>
+                    <w:t># 进行可视化展示</w:t>
+                  </w:r>
+                  <w:r>
+                    <w:rPr>
+                      <w:rFonts w:hint="default" w:ascii="Times New Roman" w:hAnsi="Times New Roman" w:cs="Times New Roman"/>
+                      <w:b w:val="0"/>
+                      <w:bCs/>
+                      <w:sz w:val="21"/>
+                      <w:szCs w:val="21"/>
+                    </w:rPr>
+                    <w:br w:type="textWrapping"/>
+                  </w:r>
+                  <w:r>
+                    <w:rPr>
+                      <w:rFonts w:hint="default" w:ascii="Times New Roman" w:hAnsi="Times New Roman" w:cs="Times New Roman"/>
+                      <w:b w:val="0"/>
+                      <w:bCs/>
+                      <w:sz w:val="21"/>
+                      <w:szCs w:val="21"/>
+                    </w:rPr>
+                    <w:t>plt.figure(figsize=(8, 4))</w:t>
+                  </w:r>
+                  <w:r>
+                    <w:rPr>
+                      <w:rFonts w:hint="default" w:ascii="Times New Roman" w:hAnsi="Times New Roman" w:cs="Times New Roman"/>
+                      <w:b w:val="0"/>
+                      <w:bCs/>
+                      <w:sz w:val="21"/>
+                      <w:szCs w:val="21"/>
+                    </w:rPr>
+                    <w:br w:type="textWrapping"/>
+                  </w:r>
+                  <w:r>
+                    <w:rPr>
+                      <w:rFonts w:hint="default" w:ascii="Times New Roman" w:hAnsi="Times New Roman" w:cs="Times New Roman"/>
+                      <w:b w:val="0"/>
+                      <w:bCs/>
+                      <w:sz w:val="21"/>
+                      <w:szCs w:val="21"/>
+                    </w:rPr>
+                    <w:br w:type="textWrapping"/>
+                  </w:r>
+                  <w:r>
+                    <w:rPr>
+                      <w:rFonts w:hint="default" w:ascii="Times New Roman" w:hAnsi="Times New Roman" w:cs="Times New Roman"/>
+                      <w:b w:val="0"/>
+                      <w:bCs/>
+                      <w:sz w:val="21"/>
+                      <w:szCs w:val="21"/>
+                    </w:rPr>
+                    <w:t># 可视化数字0</w:t>
+                  </w:r>
+                  <w:r>
+                    <w:rPr>
+                      <w:rFonts w:hint="default" w:ascii="Times New Roman" w:hAnsi="Times New Roman" w:cs="Times New Roman"/>
+                      <w:b w:val="0"/>
+                      <w:bCs/>
+                      <w:sz w:val="21"/>
+                      <w:szCs w:val="21"/>
+                    </w:rPr>
+                    <w:br w:type="textWrapping"/>
+                  </w:r>
+                  <w:r>
+                    <w:rPr>
+                      <w:rFonts w:hint="default" w:ascii="Times New Roman" w:hAnsi="Times New Roman" w:cs="Times New Roman"/>
+                      <w:b w:val="0"/>
+                      <w:bCs/>
+                      <w:sz w:val="21"/>
+                      <w:szCs w:val="21"/>
+                    </w:rPr>
+                    <w:t>plt.subplot(1, 2, 1)</w:t>
+                  </w:r>
+                  <w:r>
+                    <w:rPr>
+                      <w:rFonts w:hint="default" w:ascii="Times New Roman" w:hAnsi="Times New Roman" w:cs="Times New Roman"/>
+                      <w:b w:val="0"/>
+                      <w:bCs/>
+                      <w:sz w:val="21"/>
+                      <w:szCs w:val="21"/>
+                    </w:rPr>
+                    <w:br w:type="textWrapping"/>
+                  </w:r>
+                  <w:r>
+                    <w:rPr>
+                      <w:rFonts w:hint="default" w:ascii="Times New Roman" w:hAnsi="Times New Roman" w:cs="Times New Roman"/>
+                      <w:b w:val="0"/>
+                      <w:bCs/>
+                      <w:sz w:val="21"/>
+                      <w:szCs w:val="21"/>
+                    </w:rPr>
+                    <w:t>plt.title("Label: 0")</w:t>
+                  </w:r>
+                  <w:r>
+                    <w:rPr>
+                      <w:rFonts w:hint="default" w:ascii="Times New Roman" w:hAnsi="Times New Roman" w:cs="Times New Roman"/>
+                      <w:b w:val="0"/>
+                      <w:bCs/>
+                      <w:sz w:val="21"/>
+                      <w:szCs w:val="21"/>
+                    </w:rPr>
+                    <w:br w:type="textWrapping"/>
+                  </w:r>
+                  <w:r>
+                    <w:rPr>
+                      <w:rFonts w:hint="default" w:ascii="Times New Roman" w:hAnsi="Times New Roman" w:cs="Times New Roman"/>
+                      <w:b w:val="0"/>
+                      <w:bCs/>
+                      <w:sz w:val="21"/>
+                      <w:szCs w:val="21"/>
+                    </w:rPr>
+                    <w:t>plt.imshow(img_0, cmap='gray')</w:t>
+                  </w:r>
+                  <w:r>
+                    <w:rPr>
+                      <w:rFonts w:hint="default" w:ascii="Times New Roman" w:hAnsi="Times New Roman" w:cs="Times New Roman"/>
+                      <w:b w:val="0"/>
+                      <w:bCs/>
+                      <w:sz w:val="21"/>
+                      <w:szCs w:val="21"/>
+                    </w:rPr>
+                    <w:br w:type="textWrapping"/>
+                  </w:r>
+                  <w:r>
+                    <w:rPr>
+                      <w:rFonts w:hint="default" w:ascii="Times New Roman" w:hAnsi="Times New Roman" w:cs="Times New Roman"/>
+                      <w:b w:val="0"/>
+                      <w:bCs/>
+                      <w:sz w:val="21"/>
+                      <w:szCs w:val="21"/>
+                    </w:rPr>
+                    <w:br w:type="textWrapping"/>
+                  </w:r>
+                  <w:r>
+                    <w:rPr>
+                      <w:rFonts w:hint="default" w:ascii="Times New Roman" w:hAnsi="Times New Roman" w:cs="Times New Roman"/>
+                      <w:b w:val="0"/>
+                      <w:bCs/>
+                      <w:sz w:val="21"/>
+                      <w:szCs w:val="21"/>
+                    </w:rPr>
+                    <w:t># 可视化数字9</w:t>
+                  </w:r>
+                  <w:r>
+                    <w:rPr>
+                      <w:rFonts w:hint="default" w:ascii="Times New Roman" w:hAnsi="Times New Roman" w:cs="Times New Roman"/>
+                      <w:b w:val="0"/>
+                      <w:bCs/>
+                      <w:sz w:val="21"/>
+                      <w:szCs w:val="21"/>
+                    </w:rPr>
+                    <w:br w:type="textWrapping"/>
+                  </w:r>
+                  <w:r>
+                    <w:rPr>
+                      <w:rFonts w:hint="default" w:ascii="Times New Roman" w:hAnsi="Times New Roman" w:cs="Times New Roman"/>
+                      <w:b w:val="0"/>
+                      <w:bCs/>
+                      <w:sz w:val="21"/>
+                      <w:szCs w:val="21"/>
+                    </w:rPr>
+                    <w:t>plt.subplot(1, 2, 2)</w:t>
+                  </w:r>
+                  <w:r>
+                    <w:rPr>
+                      <w:rFonts w:hint="default" w:ascii="Times New Roman" w:hAnsi="Times New Roman" w:cs="Times New Roman"/>
+                      <w:b w:val="0"/>
+                      <w:bCs/>
+                      <w:sz w:val="21"/>
+                      <w:szCs w:val="21"/>
+                    </w:rPr>
+                    <w:br w:type="textWrapping"/>
+                  </w:r>
+                  <w:r>
+                    <w:rPr>
+                      <w:rFonts w:hint="default" w:ascii="Times New Roman" w:hAnsi="Times New Roman" w:cs="Times New Roman"/>
+                      <w:b w:val="0"/>
+                      <w:bCs/>
+                      <w:sz w:val="21"/>
+                      <w:szCs w:val="21"/>
+                    </w:rPr>
+                    <w:t>plt.title("Label: 9")</w:t>
+                  </w:r>
+                  <w:r>
+                    <w:rPr>
+                      <w:rFonts w:hint="default" w:ascii="Times New Roman" w:hAnsi="Times New Roman" w:cs="Times New Roman"/>
+                      <w:b w:val="0"/>
+                      <w:bCs/>
+                      <w:sz w:val="21"/>
+                      <w:szCs w:val="21"/>
+                    </w:rPr>
+                    <w:br w:type="textWrapping"/>
+                  </w:r>
+                  <w:r>
+                    <w:rPr>
+                      <w:rFonts w:hint="default" w:ascii="Times New Roman" w:hAnsi="Times New Roman" w:cs="Times New Roman"/>
+                      <w:b w:val="0"/>
+                      <w:bCs/>
+                      <w:sz w:val="21"/>
+                      <w:szCs w:val="21"/>
+                    </w:rPr>
+                    <w:t>plt.imshow(img_9, cmap='gray')</w:t>
+                  </w:r>
+                  <w:r>
+                    <w:rPr>
+                      <w:rFonts w:hint="default" w:ascii="Times New Roman" w:hAnsi="Times New Roman" w:cs="Times New Roman"/>
+                      <w:b w:val="0"/>
+                      <w:bCs/>
+                      <w:sz w:val="21"/>
+                      <w:szCs w:val="21"/>
+                    </w:rPr>
+                    <w:br w:type="textWrapping"/>
+                  </w:r>
+                  <w:r>
+                    <w:rPr>
+                      <w:rFonts w:hint="default" w:ascii="Times New Roman" w:hAnsi="Times New Roman" w:cs="Times New Roman"/>
+                      <w:b w:val="0"/>
+                      <w:bCs/>
+                      <w:sz w:val="21"/>
+                      <w:szCs w:val="21"/>
+                    </w:rPr>
+                    <w:br w:type="textWrapping"/>
+                  </w:r>
+                  <w:r>
+                    <w:rPr>
+                      <w:rFonts w:hint="default" w:ascii="Times New Roman" w:hAnsi="Times New Roman" w:cs="Times New Roman"/>
+                      <w:b w:val="0"/>
+                      <w:bCs/>
+                      <w:sz w:val="21"/>
+                      <w:szCs w:val="21"/>
+                    </w:rPr>
+                    <w:t>plt.show()</w:t>
+                  </w:r>
+                </w:p>
+                <w:p>
+                  <w:pPr>
+                    <w:pStyle w:val="2"/>
+                    <w:spacing w:line="240" w:lineRule="auto"/>
+                    <w:ind w:left="0" w:leftChars="0" w:firstLine="0" w:firstLineChars="0"/>
+                    <w:rPr>
+                      <w:rFonts w:hint="default" w:ascii="Times New Roman" w:hAnsi="Times New Roman" w:cs="Times New Roman"/>
+                      <w:b w:val="0"/>
+                      <w:bCs/>
+                      <w:sz w:val="21"/>
+                      <w:szCs w:val="21"/>
+                    </w:rPr>
+                  </w:pPr>
+                  <w:r>
+                    <w:rPr>
+                      <w:rFonts w:hint="default" w:ascii="Times New Roman" w:hAnsi="Times New Roman" w:cs="Times New Roman"/>
+                      <w:b w:val="0"/>
+                      <w:bCs/>
+                      <w:sz w:val="21"/>
+                      <w:szCs w:val="21"/>
+                    </w:rPr>
+                    <w:drawing>
+                      <wp:inline distT="0" distB="0" distL="114300" distR="114300">
+                        <wp:extent cx="5105400" cy="2948940"/>
+                        <wp:effectExtent l="0" t="0" r="0" b="10160"/>
+                        <wp:docPr id="1" name="图片 1" descr="0、9"/>
+                        <wp:cNvGraphicFramePr>
+                          <a:graphicFrameLocks xmlns:a="http://schemas.openxmlformats.org/drawingml/2006/main" noChangeAspect="1"/>
+                        </wp:cNvGraphicFramePr>
+                        <a:graphic xmlns:a="http://schemas.openxmlformats.org/drawingml/2006/main">
+                          <a:graphicData uri="http://schemas.openxmlformats.org/drawingml/2006/picture">
+                            <pic:pic xmlns:pic="http://schemas.openxmlformats.org/drawingml/2006/picture">
+                              <pic:nvPicPr>
+                                <pic:cNvPr id="1" name="图片 1" descr="0、9"/>
+                                <pic:cNvPicPr>
+                                  <a:picLocks noChangeAspect="1"/>
+                                </pic:cNvPicPr>
+                              </pic:nvPicPr>
+                              <pic:blipFill>
+                                <a:blip r:embed="rId6"/>
+                                <a:stretch>
+                                  <a:fillRect/>
+                                </a:stretch>
+                              </pic:blipFill>
+                              <pic:spPr>
+                                <a:xfrm>
+                                  <a:off x="0" y="0"/>
+                                  <a:ext cx="5105400" cy="2948940"/>
+                                </a:xfrm>
+                                <a:prstGeom prst="rect">
+                                  <a:avLst/>
+                                </a:prstGeom>
+                              </pic:spPr>
+                            </pic:pic>
+                          </a:graphicData>
+                        </a:graphic>
+                      </wp:inline>
+                    </w:drawing>
+                  </w:r>
+                  <w:r>
+                    <w:rPr>
+                      <w:rFonts w:hint="default" w:ascii="Times New Roman" w:hAnsi="Times New Roman" w:cs="Times New Roman"/>
+                      <w:b w:val="0"/>
+                      <w:bCs/>
+                      <w:sz w:val="21"/>
+                      <w:szCs w:val="21"/>
+                    </w:rPr>
+                    <w:br w:type="textWrapping"/>
+                  </w:r>
+                  <w:r>
+                    <w:rPr>
+                      <w:rFonts w:hint="default" w:ascii="Times New Roman" w:hAnsi="Times New Roman" w:cs="Times New Roman"/>
+                      <w:b w:val="0"/>
+                      <w:bCs/>
+                      <w:sz w:val="21"/>
+                      <w:szCs w:val="21"/>
+                    </w:rPr>
+                    <w:t># def distance(a, b):</w:t>
+                  </w:r>
+                  <w:r>
+                    <w:rPr>
+                      <w:rFonts w:hint="default" w:ascii="Times New Roman" w:hAnsi="Times New Roman" w:cs="Times New Roman"/>
+                      <w:b w:val="0"/>
+                      <w:bCs/>
+                      <w:sz w:val="21"/>
+                      <w:szCs w:val="21"/>
+                    </w:rPr>
+                    <w:br w:type="textWrapping"/>
+                  </w:r>
+                  <w:r>
+                    <w:rPr>
+                      <w:rFonts w:hint="default" w:ascii="Times New Roman" w:hAnsi="Times New Roman" w:cs="Times New Roman"/>
+                      <w:b w:val="0"/>
+                      <w:bCs/>
+                      <w:sz w:val="21"/>
+                      <w:szCs w:val="21"/>
+                    </w:rPr>
+                    <w:t>#     return np.sqrt(np.sum(np.square(a - b)))</w:t>
+                  </w:r>
+                  <w:r>
+                    <w:rPr>
+                      <w:rFonts w:hint="default" w:ascii="Times New Roman" w:hAnsi="Times New Roman" w:cs="Times New Roman"/>
+                      <w:b w:val="0"/>
+                      <w:bCs/>
+                      <w:sz w:val="21"/>
+                      <w:szCs w:val="21"/>
+                    </w:rPr>
+                    <w:br w:type="textWrapping"/>
+                  </w:r>
+                  <w:r>
+                    <w:rPr>
+                      <w:rFonts w:hint="default" w:ascii="Times New Roman" w:hAnsi="Times New Roman" w:cs="Times New Roman"/>
+                      <w:b w:val="0"/>
+                      <w:bCs/>
+                      <w:sz w:val="21"/>
+                      <w:szCs w:val="21"/>
+                    </w:rPr>
+                    <w:t>#(5)用曼哈顿距离代替欧氏距离。</w:t>
+                  </w:r>
+                  <w:r>
+                    <w:rPr>
+                      <w:rFonts w:hint="default" w:ascii="Times New Roman" w:hAnsi="Times New Roman" w:cs="Times New Roman"/>
+                      <w:b w:val="0"/>
+                      <w:bCs/>
+                      <w:sz w:val="21"/>
+                      <w:szCs w:val="21"/>
+                    </w:rPr>
+                    <w:br w:type="textWrapping"/>
+                  </w:r>
+                  <w:r>
+                    <w:rPr>
+                      <w:rFonts w:hint="default" w:ascii="Times New Roman" w:hAnsi="Times New Roman" w:cs="Times New Roman"/>
+                      <w:b w:val="0"/>
+                      <w:bCs/>
+                      <w:sz w:val="21"/>
+                      <w:szCs w:val="21"/>
+                    </w:rPr>
+                    <w:t>def distance(a, b):</w:t>
+                  </w:r>
+                  <w:r>
+                    <w:rPr>
+                      <w:rFonts w:hint="default" w:ascii="Times New Roman" w:hAnsi="Times New Roman" w:cs="Times New Roman"/>
+                      <w:b w:val="0"/>
+                      <w:bCs/>
+                      <w:sz w:val="21"/>
+                      <w:szCs w:val="21"/>
+                    </w:rPr>
+                    <w:br w:type="textWrapping"/>
+                  </w:r>
+                  <w:r>
+                    <w:rPr>
+                      <w:rFonts w:hint="default" w:ascii="Times New Roman" w:hAnsi="Times New Roman" w:cs="Times New Roman"/>
+                      <w:b w:val="0"/>
+                      <w:bCs/>
+                      <w:sz w:val="21"/>
+                      <w:szCs w:val="21"/>
+                    </w:rPr>
+                    <w:t xml:space="preserve">    # 曼哈顿距离：所有维度差值的绝对值之和</w:t>
+                  </w:r>
+                  <w:r>
+                    <w:rPr>
+                      <w:rFonts w:hint="default" w:ascii="Times New Roman" w:hAnsi="Times New Roman" w:cs="Times New Roman"/>
+                      <w:b w:val="0"/>
+                      <w:bCs/>
+                      <w:sz w:val="21"/>
+                      <w:szCs w:val="21"/>
+                    </w:rPr>
+                    <w:br w:type="textWrapping"/>
+                  </w:r>
+                  <w:r>
+                    <w:rPr>
+                      <w:rFonts w:hint="default" w:ascii="Times New Roman" w:hAnsi="Times New Roman" w:cs="Times New Roman"/>
+                      <w:b w:val="0"/>
+                      <w:bCs/>
+                      <w:sz w:val="21"/>
+                      <w:szCs w:val="21"/>
+                    </w:rPr>
+                    <w:t xml:space="preserve">    return np.sum(np.abs(a - b))</w:t>
+                  </w:r>
+                  <w:r>
+                    <w:rPr>
+                      <w:rFonts w:hint="default" w:ascii="Times New Roman" w:hAnsi="Times New Roman" w:cs="Times New Roman"/>
+                      <w:b w:val="0"/>
+                      <w:bCs/>
+                      <w:sz w:val="21"/>
+                      <w:szCs w:val="21"/>
+                    </w:rPr>
+                    <w:br w:type="textWrapping"/>
+                  </w:r>
+                  <w:r>
+                    <w:rPr>
+                      <w:rFonts w:hint="default" w:ascii="Times New Roman" w:hAnsi="Times New Roman" w:cs="Times New Roman"/>
+                      <w:b w:val="0"/>
+                      <w:bCs/>
+                      <w:sz w:val="21"/>
+                      <w:szCs w:val="21"/>
+                    </w:rPr>
+                    <w:br w:type="textWrapping"/>
+                  </w:r>
+                  <w:r>
+                    <w:rPr>
+                      <w:rFonts w:hint="default" w:ascii="Times New Roman" w:hAnsi="Times New Roman" w:cs="Times New Roman"/>
+                      <w:b w:val="0"/>
+                      <w:bCs/>
+                      <w:sz w:val="21"/>
+                      <w:szCs w:val="21"/>
+                    </w:rPr>
+                    <w:t>class KNN:</w:t>
+                  </w:r>
+                  <w:r>
+                    <w:rPr>
+                      <w:rFonts w:hint="default" w:ascii="Times New Roman" w:hAnsi="Times New Roman" w:cs="Times New Roman"/>
+                      <w:b w:val="0"/>
+                      <w:bCs/>
+                      <w:sz w:val="21"/>
+                      <w:szCs w:val="21"/>
+                    </w:rPr>
+                    <w:br w:type="textWrapping"/>
+                  </w:r>
+                  <w:r>
+                    <w:rPr>
+                      <w:rFonts w:hint="default" w:ascii="Times New Roman" w:hAnsi="Times New Roman" w:cs="Times New Roman"/>
+                      <w:b w:val="0"/>
+                      <w:bCs/>
+                      <w:sz w:val="21"/>
+                      <w:szCs w:val="21"/>
+                    </w:rPr>
+                    <w:t xml:space="preserve">    def __init__(self, k, label_num):</w:t>
+                  </w:r>
+                  <w:r>
+                    <w:rPr>
+                      <w:rFonts w:hint="default" w:ascii="Times New Roman" w:hAnsi="Times New Roman" w:cs="Times New Roman"/>
+                      <w:b w:val="0"/>
+                      <w:bCs/>
+                      <w:sz w:val="21"/>
+                      <w:szCs w:val="21"/>
+                    </w:rPr>
+                    <w:br w:type="textWrapping"/>
+                  </w:r>
+                  <w:r>
+                    <w:rPr>
+                      <w:rFonts w:hint="default" w:ascii="Times New Roman" w:hAnsi="Times New Roman" w:cs="Times New Roman"/>
+                      <w:b w:val="0"/>
+                      <w:bCs/>
+                      <w:sz w:val="21"/>
+                      <w:szCs w:val="21"/>
+                    </w:rPr>
+                    <w:t xml:space="preserve">        self.k = k</w:t>
+                  </w:r>
+                  <w:r>
+                    <w:rPr>
+                      <w:rFonts w:hint="default" w:ascii="Times New Roman" w:hAnsi="Times New Roman" w:cs="Times New Roman"/>
+                      <w:b w:val="0"/>
+                      <w:bCs/>
+                      <w:sz w:val="21"/>
+                      <w:szCs w:val="21"/>
+                    </w:rPr>
+                    <w:br w:type="textWrapping"/>
+                  </w:r>
+                  <w:r>
+                    <w:rPr>
+                      <w:rFonts w:hint="default" w:ascii="Times New Roman" w:hAnsi="Times New Roman" w:cs="Times New Roman"/>
+                      <w:b w:val="0"/>
+                      <w:bCs/>
+                      <w:sz w:val="21"/>
+                      <w:szCs w:val="21"/>
+                    </w:rPr>
+                    <w:t xml:space="preserve">        self.label_num = label_num # 类别的数量</w:t>
+                  </w:r>
+                  <w:r>
+                    <w:rPr>
+                      <w:rFonts w:hint="default" w:ascii="Times New Roman" w:hAnsi="Times New Roman" w:cs="Times New Roman"/>
+                      <w:b w:val="0"/>
+                      <w:bCs/>
+                      <w:sz w:val="21"/>
+                      <w:szCs w:val="21"/>
+                    </w:rPr>
+                    <w:br w:type="textWrapping"/>
+                  </w:r>
+                  <w:r>
+                    <w:rPr>
+                      <w:rFonts w:hint="default" w:ascii="Times New Roman" w:hAnsi="Times New Roman" w:cs="Times New Roman"/>
+                      <w:b w:val="0"/>
+                      <w:bCs/>
+                      <w:sz w:val="21"/>
+                      <w:szCs w:val="21"/>
+                    </w:rPr>
+                    <w:br w:type="textWrapping"/>
+                  </w:r>
+                  <w:r>
+                    <w:rPr>
+                      <w:rFonts w:hint="default" w:ascii="Times New Roman" w:hAnsi="Times New Roman" w:cs="Times New Roman"/>
+                      <w:b w:val="0"/>
+                      <w:bCs/>
+                      <w:sz w:val="21"/>
+                      <w:szCs w:val="21"/>
+                    </w:rPr>
+                    <w:t xml:space="preserve">    def fit(self, x_train, y_train):</w:t>
+                  </w:r>
+                  <w:r>
+                    <w:rPr>
+                      <w:rFonts w:hint="default" w:ascii="Times New Roman" w:hAnsi="Times New Roman" w:cs="Times New Roman"/>
+                      <w:b w:val="0"/>
+                      <w:bCs/>
+                      <w:sz w:val="21"/>
+                      <w:szCs w:val="21"/>
+                    </w:rPr>
+                    <w:br w:type="textWrapping"/>
+                  </w:r>
+                  <w:r>
+                    <w:rPr>
+                      <w:rFonts w:hint="default" w:ascii="Times New Roman" w:hAnsi="Times New Roman" w:cs="Times New Roman"/>
+                      <w:b w:val="0"/>
+                      <w:bCs/>
+                      <w:sz w:val="21"/>
+                      <w:szCs w:val="21"/>
+                    </w:rPr>
+                    <w:t xml:space="preserve">        # 在类中保存训练数据</w:t>
+                  </w:r>
+                  <w:r>
+                    <w:rPr>
+                      <w:rFonts w:hint="default" w:ascii="Times New Roman" w:hAnsi="Times New Roman" w:cs="Times New Roman"/>
+                      <w:b w:val="0"/>
+                      <w:bCs/>
+                      <w:sz w:val="21"/>
+                      <w:szCs w:val="21"/>
+                    </w:rPr>
+                    <w:br w:type="textWrapping"/>
+                  </w:r>
+                  <w:r>
+                    <w:rPr>
+                      <w:rFonts w:hint="default" w:ascii="Times New Roman" w:hAnsi="Times New Roman" w:cs="Times New Roman"/>
+                      <w:b w:val="0"/>
+                      <w:bCs/>
+                      <w:sz w:val="21"/>
+                      <w:szCs w:val="21"/>
+                    </w:rPr>
+                    <w:t xml:space="preserve">        self.x_train = x_train</w:t>
+                  </w:r>
+                  <w:r>
+                    <w:rPr>
+                      <w:rFonts w:hint="default" w:ascii="Times New Roman" w:hAnsi="Times New Roman" w:cs="Times New Roman"/>
+                      <w:b w:val="0"/>
+                      <w:bCs/>
+                      <w:sz w:val="21"/>
+                      <w:szCs w:val="21"/>
+                    </w:rPr>
+                    <w:br w:type="textWrapping"/>
+                  </w:r>
+                  <w:r>
+                    <w:rPr>
+                      <w:rFonts w:hint="default" w:ascii="Times New Roman" w:hAnsi="Times New Roman" w:cs="Times New Roman"/>
+                      <w:b w:val="0"/>
+                      <w:bCs/>
+                      <w:sz w:val="21"/>
+                      <w:szCs w:val="21"/>
+                    </w:rPr>
+                    <w:t xml:space="preserve">        self.y_train = y_train</w:t>
+                  </w:r>
+                  <w:r>
+                    <w:rPr>
+                      <w:rFonts w:hint="default" w:ascii="Times New Roman" w:hAnsi="Times New Roman" w:cs="Times New Roman"/>
+                      <w:b w:val="0"/>
+                      <w:bCs/>
+                      <w:sz w:val="21"/>
+                      <w:szCs w:val="21"/>
+                    </w:rPr>
+                    <w:br w:type="textWrapping"/>
+                  </w:r>
+                  <w:r>
+                    <w:rPr>
+                      <w:rFonts w:hint="default" w:ascii="Times New Roman" w:hAnsi="Times New Roman" w:cs="Times New Roman"/>
+                      <w:b w:val="0"/>
+                      <w:bCs/>
+                      <w:sz w:val="21"/>
+                      <w:szCs w:val="21"/>
+                    </w:rPr>
+                    <w:br w:type="textWrapping"/>
+                  </w:r>
+                  <w:r>
+                    <w:rPr>
+                      <w:rFonts w:hint="default" w:ascii="Times New Roman" w:hAnsi="Times New Roman" w:cs="Times New Roman"/>
+                      <w:b w:val="0"/>
+                      <w:bCs/>
+                      <w:sz w:val="21"/>
+                      <w:szCs w:val="21"/>
+                    </w:rPr>
+                    <w:t xml:space="preserve">    def get_knn_indices(self, x):</w:t>
+                  </w:r>
+                  <w:r>
+                    <w:rPr>
+                      <w:rFonts w:hint="default" w:ascii="Times New Roman" w:hAnsi="Times New Roman" w:cs="Times New Roman"/>
+                      <w:b w:val="0"/>
+                      <w:bCs/>
+                      <w:sz w:val="21"/>
+                      <w:szCs w:val="21"/>
+                    </w:rPr>
+                    <w:br w:type="textWrapping"/>
+                  </w:r>
+                  <w:r>
+                    <w:rPr>
+                      <w:rFonts w:hint="default" w:ascii="Times New Roman" w:hAnsi="Times New Roman" w:cs="Times New Roman"/>
+                      <w:b w:val="0"/>
+                      <w:bCs/>
+                      <w:sz w:val="21"/>
+                      <w:szCs w:val="21"/>
+                    </w:rPr>
+                    <w:t xml:space="preserve">        # 获取距离目标样本点最近的K个样本点的标签</w:t>
+                  </w:r>
+                  <w:r>
+                    <w:rPr>
+                      <w:rFonts w:hint="default" w:ascii="Times New Roman" w:hAnsi="Times New Roman" w:cs="Times New Roman"/>
+                      <w:b w:val="0"/>
+                      <w:bCs/>
+                      <w:sz w:val="21"/>
+                      <w:szCs w:val="21"/>
+                    </w:rPr>
+                    <w:br w:type="textWrapping"/>
+                  </w:r>
+                  <w:r>
+                    <w:rPr>
+                      <w:rFonts w:hint="default" w:ascii="Times New Roman" w:hAnsi="Times New Roman" w:cs="Times New Roman"/>
+                      <w:b w:val="0"/>
+                      <w:bCs/>
+                      <w:sz w:val="21"/>
+                      <w:szCs w:val="21"/>
+                    </w:rPr>
+                    <w:t xml:space="preserve">        # 计算已知样本的距离</w:t>
+                  </w:r>
+                  <w:r>
+                    <w:rPr>
+                      <w:rFonts w:hint="default" w:ascii="Times New Roman" w:hAnsi="Times New Roman" w:cs="Times New Roman"/>
+                      <w:b w:val="0"/>
+                      <w:bCs/>
+                      <w:sz w:val="21"/>
+                      <w:szCs w:val="21"/>
+                    </w:rPr>
+                    <w:br w:type="textWrapping"/>
+                  </w:r>
+                  <w:r>
+                    <w:rPr>
+                      <w:rFonts w:hint="default" w:ascii="Times New Roman" w:hAnsi="Times New Roman" w:cs="Times New Roman"/>
+                      <w:b w:val="0"/>
+                      <w:bCs/>
+                      <w:sz w:val="21"/>
+                      <w:szCs w:val="21"/>
+                    </w:rPr>
+                    <w:t xml:space="preserve">        dis = list(map(lambda a: distance(a, x), self.x_train))</w:t>
+                  </w:r>
+                  <w:r>
+                    <w:rPr>
+                      <w:rFonts w:hint="default" w:ascii="Times New Roman" w:hAnsi="Times New Roman" w:cs="Times New Roman"/>
+                      <w:b w:val="0"/>
+                      <w:bCs/>
+                      <w:sz w:val="21"/>
+                      <w:szCs w:val="21"/>
+                    </w:rPr>
+                    <w:br w:type="textWrapping"/>
+                  </w:r>
+                  <w:r>
+                    <w:rPr>
+                      <w:rFonts w:hint="default" w:ascii="Times New Roman" w:hAnsi="Times New Roman" w:cs="Times New Roman"/>
+                      <w:b w:val="0"/>
+                      <w:bCs/>
+                      <w:sz w:val="21"/>
+                      <w:szCs w:val="21"/>
+                    </w:rPr>
+                    <w:t xml:space="preserve">        # 按距离从小到大排序，并得到对应的下标</w:t>
+                  </w:r>
+                  <w:r>
+                    <w:rPr>
+                      <w:rFonts w:hint="default" w:ascii="Times New Roman" w:hAnsi="Times New Roman" w:cs="Times New Roman"/>
+                      <w:b w:val="0"/>
+                      <w:bCs/>
+                      <w:sz w:val="21"/>
+                      <w:szCs w:val="21"/>
+                    </w:rPr>
+                    <w:br w:type="textWrapping"/>
+                  </w:r>
+                  <w:r>
+                    <w:rPr>
+                      <w:rFonts w:hint="default" w:ascii="Times New Roman" w:hAnsi="Times New Roman" w:cs="Times New Roman"/>
+                      <w:b w:val="0"/>
+                      <w:bCs/>
+                      <w:sz w:val="21"/>
+                      <w:szCs w:val="21"/>
+                    </w:rPr>
+                    <w:t xml:space="preserve">        knn_indices = np.argsort(dis)</w:t>
+                  </w:r>
+                  <w:r>
+                    <w:rPr>
+                      <w:rFonts w:hint="default" w:ascii="Times New Roman" w:hAnsi="Times New Roman" w:cs="Times New Roman"/>
+                      <w:b w:val="0"/>
+                      <w:bCs/>
+                      <w:sz w:val="21"/>
+                      <w:szCs w:val="21"/>
+                    </w:rPr>
+                    <w:br w:type="textWrapping"/>
+                  </w:r>
+                  <w:r>
+                    <w:rPr>
+                      <w:rFonts w:hint="default" w:ascii="Times New Roman" w:hAnsi="Times New Roman" w:cs="Times New Roman"/>
+                      <w:b w:val="0"/>
+                      <w:bCs/>
+                      <w:sz w:val="21"/>
+                      <w:szCs w:val="21"/>
+                    </w:rPr>
+                    <w:t xml:space="preserve">        # 取最近的K个</w:t>
+                  </w:r>
+                  <w:r>
+                    <w:rPr>
+                      <w:rFonts w:hint="default" w:ascii="Times New Roman" w:hAnsi="Times New Roman" w:cs="Times New Roman"/>
+                      <w:b w:val="0"/>
+                      <w:bCs/>
+                      <w:sz w:val="21"/>
+                      <w:szCs w:val="21"/>
+                    </w:rPr>
+                    <w:br w:type="textWrapping"/>
+                  </w:r>
+                  <w:r>
+                    <w:rPr>
+                      <w:rFonts w:hint="default" w:ascii="Times New Roman" w:hAnsi="Times New Roman" w:cs="Times New Roman"/>
+                      <w:b w:val="0"/>
+                      <w:bCs/>
+                      <w:sz w:val="21"/>
+                      <w:szCs w:val="21"/>
+                    </w:rPr>
+                    <w:t xml:space="preserve">        knn_indices = knn_indices[:self.k]</w:t>
+                  </w:r>
+                  <w:r>
+                    <w:rPr>
+                      <w:rFonts w:hint="default" w:ascii="Times New Roman" w:hAnsi="Times New Roman" w:cs="Times New Roman"/>
+                      <w:b w:val="0"/>
+                      <w:bCs/>
+                      <w:sz w:val="21"/>
+                      <w:szCs w:val="21"/>
+                    </w:rPr>
+                    <w:br w:type="textWrapping"/>
+                  </w:r>
+                  <w:r>
+                    <w:rPr>
+                      <w:rFonts w:hint="default" w:ascii="Times New Roman" w:hAnsi="Times New Roman" w:cs="Times New Roman"/>
+                      <w:b w:val="0"/>
+                      <w:bCs/>
+                      <w:sz w:val="21"/>
+                      <w:szCs w:val="21"/>
+                    </w:rPr>
+                    <w:t xml:space="preserve">        return knn_indices</w:t>
+                  </w:r>
+                  <w:r>
+                    <w:rPr>
+                      <w:rFonts w:hint="default" w:ascii="Times New Roman" w:hAnsi="Times New Roman" w:cs="Times New Roman"/>
+                      <w:b w:val="0"/>
+                      <w:bCs/>
+                      <w:sz w:val="21"/>
+                      <w:szCs w:val="21"/>
+                    </w:rPr>
+                    <w:br w:type="textWrapping"/>
+                  </w:r>
+                  <w:r>
+                    <w:rPr>
+                      <w:rFonts w:hint="default" w:ascii="Times New Roman" w:hAnsi="Times New Roman" w:cs="Times New Roman"/>
+                      <w:b w:val="0"/>
+                      <w:bCs/>
+                      <w:sz w:val="21"/>
+                      <w:szCs w:val="21"/>
+                    </w:rPr>
+                    <w:br w:type="textWrapping"/>
+                  </w:r>
+                  <w:r>
+                    <w:rPr>
+                      <w:rFonts w:hint="default" w:ascii="Times New Roman" w:hAnsi="Times New Roman" w:cs="Times New Roman"/>
+                      <w:b w:val="0"/>
+                      <w:bCs/>
+                      <w:sz w:val="21"/>
+                      <w:szCs w:val="21"/>
+                    </w:rPr>
+                    <w:t xml:space="preserve">    # def get_label(self, x):</w:t>
+                  </w:r>
+                  <w:r>
+                    <w:rPr>
+                      <w:rFonts w:hint="default" w:ascii="Times New Roman" w:hAnsi="Times New Roman" w:cs="Times New Roman"/>
+                      <w:b w:val="0"/>
+                      <w:bCs/>
+                      <w:sz w:val="21"/>
+                      <w:szCs w:val="21"/>
+                    </w:rPr>
+                    <w:br w:type="textWrapping"/>
+                  </w:r>
+                  <w:r>
+                    <w:rPr>
+                      <w:rFonts w:hint="default" w:ascii="Times New Roman" w:hAnsi="Times New Roman" w:cs="Times New Roman"/>
+                      <w:b w:val="0"/>
+                      <w:bCs/>
+                      <w:sz w:val="21"/>
+                      <w:szCs w:val="21"/>
+                    </w:rPr>
+                    <w:t xml:space="preserve">    #     # 对KNN方法的具体实现，观察K个近邻并使用np.argmax获取其中数量最多的类别</w:t>
+                  </w:r>
+                  <w:r>
+                    <w:rPr>
+                      <w:rFonts w:hint="default" w:ascii="Times New Roman" w:hAnsi="Times New Roman" w:cs="Times New Roman"/>
+                      <w:b w:val="0"/>
+                      <w:bCs/>
+                      <w:sz w:val="21"/>
+                      <w:szCs w:val="21"/>
+                    </w:rPr>
+                    <w:br w:type="textWrapping"/>
+                  </w:r>
+                  <w:r>
+                    <w:rPr>
+                      <w:rFonts w:hint="default" w:ascii="Times New Roman" w:hAnsi="Times New Roman" w:cs="Times New Roman"/>
+                      <w:b w:val="0"/>
+                      <w:bCs/>
+                      <w:sz w:val="21"/>
+                      <w:szCs w:val="21"/>
+                    </w:rPr>
+                    <w:t xml:space="preserve">    #     knn_indices = self.get_knn_indices(x)</w:t>
+                  </w:r>
+                  <w:r>
+                    <w:rPr>
+                      <w:rFonts w:hint="default" w:ascii="Times New Roman" w:hAnsi="Times New Roman" w:cs="Times New Roman"/>
+                      <w:b w:val="0"/>
+                      <w:bCs/>
+                      <w:sz w:val="21"/>
+                      <w:szCs w:val="21"/>
+                    </w:rPr>
+                    <w:br w:type="textWrapping"/>
+                  </w:r>
+                  <w:r>
+                    <w:rPr>
+                      <w:rFonts w:hint="default" w:ascii="Times New Roman" w:hAnsi="Times New Roman" w:cs="Times New Roman"/>
+                      <w:b w:val="0"/>
+                      <w:bCs/>
+                      <w:sz w:val="21"/>
+                      <w:szCs w:val="21"/>
+                    </w:rPr>
+                    <w:t xml:space="preserve">    #     # 类别计数</w:t>
+                  </w:r>
+                  <w:r>
+                    <w:rPr>
+                      <w:rFonts w:hint="default" w:ascii="Times New Roman" w:hAnsi="Times New Roman" w:cs="Times New Roman"/>
+                      <w:b w:val="0"/>
+                      <w:bCs/>
+                      <w:sz w:val="21"/>
+                      <w:szCs w:val="21"/>
+                    </w:rPr>
+                    <w:br w:type="textWrapping"/>
+                  </w:r>
+                  <w:r>
+                    <w:rPr>
+                      <w:rFonts w:hint="default" w:ascii="Times New Roman" w:hAnsi="Times New Roman" w:cs="Times New Roman"/>
+                      <w:b w:val="0"/>
+                      <w:bCs/>
+                      <w:sz w:val="21"/>
+                      <w:szCs w:val="21"/>
+                    </w:rPr>
+                    <w:t xml:space="preserve">    #     label_statistic = np.zeros(shape=[self.label_num])</w:t>
+                  </w:r>
+                  <w:r>
+                    <w:rPr>
+                      <w:rFonts w:hint="default" w:ascii="Times New Roman" w:hAnsi="Times New Roman" w:cs="Times New Roman"/>
+                      <w:b w:val="0"/>
+                      <w:bCs/>
+                      <w:sz w:val="21"/>
+                      <w:szCs w:val="21"/>
+                    </w:rPr>
+                    <w:br w:type="textWrapping"/>
+                  </w:r>
+                  <w:r>
+                    <w:rPr>
+                      <w:rFonts w:hint="default" w:ascii="Times New Roman" w:hAnsi="Times New Roman" w:cs="Times New Roman"/>
+                      <w:b w:val="0"/>
+                      <w:bCs/>
+                      <w:sz w:val="21"/>
+                      <w:szCs w:val="21"/>
+                    </w:rPr>
+                    <w:t xml:space="preserve">    #     for index in knn_indices:</w:t>
+                  </w:r>
+                  <w:r>
+                    <w:rPr>
+                      <w:rFonts w:hint="default" w:ascii="Times New Roman" w:hAnsi="Times New Roman" w:cs="Times New Roman"/>
+                      <w:b w:val="0"/>
+                      <w:bCs/>
+                      <w:sz w:val="21"/>
+                      <w:szCs w:val="21"/>
+                    </w:rPr>
+                    <w:br w:type="textWrapping"/>
+                  </w:r>
+                  <w:r>
+                    <w:rPr>
+                      <w:rFonts w:hint="default" w:ascii="Times New Roman" w:hAnsi="Times New Roman" w:cs="Times New Roman"/>
+                      <w:b w:val="0"/>
+                      <w:bCs/>
+                      <w:sz w:val="21"/>
+                      <w:szCs w:val="21"/>
+                    </w:rPr>
+                    <w:t xml:space="preserve">    #         label = int(self.y_train[index])</w:t>
+                  </w:r>
+                  <w:r>
+                    <w:rPr>
+                      <w:rFonts w:hint="default" w:ascii="Times New Roman" w:hAnsi="Times New Roman" w:cs="Times New Roman"/>
+                      <w:b w:val="0"/>
+                      <w:bCs/>
+                      <w:sz w:val="21"/>
+                      <w:szCs w:val="21"/>
+                    </w:rPr>
+                    <w:br w:type="textWrapping"/>
+                  </w:r>
+                  <w:r>
+                    <w:rPr>
+                      <w:rFonts w:hint="default" w:ascii="Times New Roman" w:hAnsi="Times New Roman" w:cs="Times New Roman"/>
+                      <w:b w:val="0"/>
+                      <w:bCs/>
+                      <w:sz w:val="21"/>
+                      <w:szCs w:val="21"/>
+                    </w:rPr>
+                    <w:t xml:space="preserve">    #         label_statistic[label] += 1</w:t>
+                  </w:r>
+                  <w:r>
+                    <w:rPr>
+                      <w:rFonts w:hint="default" w:ascii="Times New Roman" w:hAnsi="Times New Roman" w:cs="Times New Roman"/>
+                      <w:b w:val="0"/>
+                      <w:bCs/>
+                      <w:sz w:val="21"/>
+                      <w:szCs w:val="21"/>
+                    </w:rPr>
+                    <w:br w:type="textWrapping"/>
+                  </w:r>
+                  <w:r>
+                    <w:rPr>
+                      <w:rFonts w:hint="default" w:ascii="Times New Roman" w:hAnsi="Times New Roman" w:cs="Times New Roman"/>
+                      <w:b w:val="0"/>
+                      <w:bCs/>
+                      <w:sz w:val="21"/>
+                      <w:szCs w:val="21"/>
+                    </w:rPr>
+                    <w:t xml:space="preserve">    #     # 返回数量最多的类别</w:t>
+                  </w:r>
+                  <w:bookmarkStart w:id="0" w:name="_GoBack"/>
+                  <w:bookmarkEnd w:id="0"/>
+                  <w:r>
+                    <w:rPr>
+                      <w:rFonts w:hint="default" w:ascii="Times New Roman" w:hAnsi="Times New Roman" w:cs="Times New Roman"/>
+                      <w:b w:val="0"/>
+                      <w:bCs/>
+                      <w:sz w:val="21"/>
+                      <w:szCs w:val="21"/>
+                    </w:rPr>
+                    <w:br w:type="textWrapping"/>
+                  </w:r>
+                  <w:r>
+                    <w:rPr>
+                      <w:rFonts w:hint="default" w:ascii="Times New Roman" w:hAnsi="Times New Roman" w:cs="Times New Roman"/>
+                      <w:b w:val="0"/>
+                      <w:bCs/>
+                      <w:sz w:val="21"/>
+                      <w:szCs w:val="21"/>
+                    </w:rPr>
+                    <w:t xml:space="preserve">    #     return np.argmax(label_statistic)</w:t>
+                  </w:r>
+                </w:p>
+                <w:p>
+                  <w:pPr>
+                    <w:pStyle w:val="2"/>
+                    <w:spacing w:line="240" w:lineRule="auto"/>
+                    <w:ind w:left="0" w:leftChars="0" w:firstLine="0" w:firstLineChars="0"/>
+                    <w:rPr>
+                      <w:rFonts w:hint="default" w:ascii="Times New Roman" w:hAnsi="Times New Roman" w:cs="Times New Roman"/>
+                      <w:b w:val="0"/>
+                      <w:bCs/>
+                      <w:sz w:val="21"/>
+                      <w:szCs w:val="21"/>
+                    </w:rPr>
+                  </w:pPr>
+                  <w:r>
+                    <w:rPr>
+                      <w:rFonts w:hint="default" w:ascii="Times New Roman" w:hAnsi="Times New Roman" w:cs="Times New Roman"/>
+                      <w:b w:val="0"/>
+                      <w:bCs/>
+                      <w:sz w:val="21"/>
+                      <w:szCs w:val="21"/>
+                    </w:rPr>
+                    <w:drawing>
+                      <wp:inline distT="0" distB="0" distL="114300" distR="114300">
+                        <wp:extent cx="5107305" cy="3985895"/>
+                        <wp:effectExtent l="0" t="0" r="10795" b="1905"/>
+                        <wp:docPr id="6" name="图片 6" descr="7"/>
+                        <wp:cNvGraphicFramePr>
+                          <a:graphicFrameLocks xmlns:a="http://schemas.openxmlformats.org/drawingml/2006/main" noChangeAspect="1"/>
+                        </wp:cNvGraphicFramePr>
+                        <a:graphic xmlns:a="http://schemas.openxmlformats.org/drawingml/2006/main">
+                          <a:graphicData uri="http://schemas.openxmlformats.org/drawingml/2006/picture">
+                            <pic:pic xmlns:pic="http://schemas.openxmlformats.org/drawingml/2006/picture">
+                              <pic:nvPicPr>
+                                <pic:cNvPr id="6" name="图片 6" descr="7"/>
+                                <pic:cNvPicPr>
+                                  <a:picLocks noChangeAspect="1"/>
+                                </pic:cNvPicPr>
+                              </pic:nvPicPr>
+                              <pic:blipFill>
+                                <a:blip r:embed="rId7"/>
+                                <a:stretch>
+                                  <a:fillRect/>
+                                </a:stretch>
+                              </pic:blipFill>
+                              <pic:spPr>
+                                <a:xfrm>
+                                  <a:off x="0" y="0"/>
+                                  <a:ext cx="5107305" cy="3985895"/>
+                                </a:xfrm>
+                                <a:prstGeom prst="rect">
+                                  <a:avLst/>
+                                </a:prstGeom>
+                              </pic:spPr>
+                            </pic:pic>
+                          </a:graphicData>
+                        </a:graphic>
+                      </wp:inline>
+                    </w:drawing>
+                  </w:r>
+                  <w:r>
+                    <w:rPr>
+                      <w:rFonts w:hint="default" w:ascii="Times New Roman" w:hAnsi="Times New Roman" w:cs="Times New Roman"/>
+                      <w:b w:val="0"/>
+                      <w:bCs/>
+                      <w:sz w:val="21"/>
+                      <w:szCs w:val="21"/>
+                    </w:rPr>
+                    <w:br w:type="textWrapping"/>
+                  </w:r>
+                  <w:r>
+                    <w:rPr>
+                      <w:rFonts w:hint="default" w:ascii="Times New Roman" w:hAnsi="Times New Roman" w:cs="Times New Roman"/>
+                      <w:b w:val="0"/>
+                      <w:bCs/>
+                      <w:sz w:val="21"/>
+                      <w:szCs w:val="21"/>
+                    </w:rPr>
+                    <w:br w:type="textWrapping"/>
+                  </w:r>
+                  <w:r>
+                    <w:rPr>
+                      <w:rFonts w:hint="default" w:ascii="Times New Roman" w:hAnsi="Times New Roman" w:cs="Times New Roman"/>
+                      <w:b w:val="0"/>
+                      <w:bCs/>
+                      <w:sz w:val="21"/>
+                      <w:szCs w:val="21"/>
+                    </w:rPr>
+                    <w:t xml:space="preserve">    # (4)将投票机制由“一个样本一票”改为“有区别的加权投票（距离越近的权重越大）”。</w:t>
+                  </w:r>
+                  <w:r>
+                    <w:rPr>
+                      <w:rFonts w:hint="default" w:ascii="Times New Roman" w:hAnsi="Times New Roman" w:cs="Times New Roman"/>
+                      <w:b w:val="0"/>
+                      <w:bCs/>
+                      <w:sz w:val="21"/>
+                      <w:szCs w:val="21"/>
+                    </w:rPr>
+                    <w:br w:type="textWrapping"/>
+                  </w:r>
+                  <w:r>
+                    <w:rPr>
+                      <w:rFonts w:hint="default" w:ascii="Times New Roman" w:hAnsi="Times New Roman" w:cs="Times New Roman"/>
+                      <w:b w:val="0"/>
+                      <w:bCs/>
+                      <w:sz w:val="21"/>
+                      <w:szCs w:val="21"/>
+                    </w:rPr>
+                    <w:t xml:space="preserve">    def get_label(self, x):</w:t>
+                  </w:r>
+                  <w:r>
+                    <w:rPr>
+                      <w:rFonts w:hint="default" w:ascii="Times New Roman" w:hAnsi="Times New Roman" w:cs="Times New Roman"/>
+                      <w:b w:val="0"/>
+                      <w:bCs/>
+                      <w:sz w:val="21"/>
+                      <w:szCs w:val="21"/>
+                    </w:rPr>
+                    <w:br w:type="textWrapping"/>
+                  </w:r>
+                  <w:r>
+                    <w:rPr>
+                      <w:rFonts w:hint="default" w:ascii="Times New Roman" w:hAnsi="Times New Roman" w:cs="Times New Roman"/>
+                      <w:b w:val="0"/>
+                      <w:bCs/>
+                      <w:sz w:val="21"/>
+                      <w:szCs w:val="21"/>
+                    </w:rPr>
+                    <w:t xml:space="preserve">        # 1. 获取最近的 K 个邻居的下标</w:t>
+                  </w:r>
+                  <w:r>
+                    <w:rPr>
+                      <w:rFonts w:hint="default" w:ascii="Times New Roman" w:hAnsi="Times New Roman" w:cs="Times New Roman"/>
+                      <w:b w:val="0"/>
+                      <w:bCs/>
+                      <w:sz w:val="21"/>
+                      <w:szCs w:val="21"/>
+                    </w:rPr>
+                    <w:br w:type="textWrapping"/>
+                  </w:r>
+                  <w:r>
+                    <w:rPr>
+                      <w:rFonts w:hint="default" w:ascii="Times New Roman" w:hAnsi="Times New Roman" w:cs="Times New Roman"/>
+                      <w:b w:val="0"/>
+                      <w:bCs/>
+                      <w:sz w:val="21"/>
+                      <w:szCs w:val="21"/>
+                    </w:rPr>
+                    <w:t xml:space="preserve">        knn_indices = self.get_knn_indices(x)</w:t>
+                  </w:r>
+                  <w:r>
+                    <w:rPr>
+                      <w:rFonts w:hint="default" w:ascii="Times New Roman" w:hAnsi="Times New Roman" w:cs="Times New Roman"/>
+                      <w:b w:val="0"/>
+                      <w:bCs/>
+                      <w:sz w:val="21"/>
+                      <w:szCs w:val="21"/>
+                    </w:rPr>
+                    <w:br w:type="textWrapping"/>
+                  </w:r>
+                  <w:r>
+                    <w:rPr>
+                      <w:rFonts w:hint="default" w:ascii="Times New Roman" w:hAnsi="Times New Roman" w:cs="Times New Roman"/>
+                      <w:b w:val="0"/>
+                      <w:bCs/>
+                      <w:sz w:val="21"/>
+                      <w:szCs w:val="21"/>
+                    </w:rPr>
+                    <w:t xml:space="preserve">        # 2. 重新计算这 K 个邻居的具体距离，用于计算权重</w:t>
+                  </w:r>
+                  <w:r>
+                    <w:rPr>
+                      <w:rFonts w:hint="default" w:ascii="Times New Roman" w:hAnsi="Times New Roman" w:cs="Times New Roman"/>
+                      <w:b w:val="0"/>
+                      <w:bCs/>
+                      <w:sz w:val="21"/>
+                      <w:szCs w:val="21"/>
+                    </w:rPr>
+                    <w:br w:type="textWrapping"/>
+                  </w:r>
+                  <w:r>
+                    <w:rPr>
+                      <w:rFonts w:hint="default" w:ascii="Times New Roman" w:hAnsi="Times New Roman" w:cs="Times New Roman"/>
+                      <w:b w:val="0"/>
+                      <w:bCs/>
+                      <w:sz w:val="21"/>
+                      <w:szCs w:val="21"/>
+                    </w:rPr>
+                    <w:t xml:space="preserve">        # 提示：为了简化，我们在这里直接算这 K 个点的距离</w:t>
+                  </w:r>
+                  <w:r>
+                    <w:rPr>
+                      <w:rFonts w:hint="default" w:ascii="Times New Roman" w:hAnsi="Times New Roman" w:cs="Times New Roman"/>
+                      <w:b w:val="0"/>
+                      <w:bCs/>
+                      <w:sz w:val="21"/>
+                      <w:szCs w:val="21"/>
+                    </w:rPr>
+                    <w:br w:type="textWrapping"/>
+                  </w:r>
+                  <w:r>
+                    <w:rPr>
+                      <w:rFonts w:hint="default" w:ascii="Times New Roman" w:hAnsi="Times New Roman" w:cs="Times New Roman"/>
+                      <w:b w:val="0"/>
+                      <w:bCs/>
+                      <w:sz w:val="21"/>
+                      <w:szCs w:val="21"/>
+                    </w:rPr>
+                    <w:t xml:space="preserve">        label_statistic = np.zeros(shape=[self.label_num])</w:t>
+                  </w:r>
+                  <w:r>
+                    <w:rPr>
+                      <w:rFonts w:hint="default" w:ascii="Times New Roman" w:hAnsi="Times New Roman" w:cs="Times New Roman"/>
+                      <w:b w:val="0"/>
+                      <w:bCs/>
+                      <w:sz w:val="21"/>
+                      <w:szCs w:val="21"/>
+                    </w:rPr>
+                    <w:br w:type="textWrapping"/>
+                  </w:r>
+                  <w:r>
+                    <w:rPr>
+                      <w:rFonts w:hint="default" w:ascii="Times New Roman" w:hAnsi="Times New Roman" w:cs="Times New Roman"/>
+                      <w:b w:val="0"/>
+                      <w:bCs/>
+                      <w:sz w:val="21"/>
+                      <w:szCs w:val="21"/>
+                    </w:rPr>
+                    <w:br w:type="textWrapping"/>
+                  </w:r>
+                  <w:r>
+                    <w:rPr>
+                      <w:rFonts w:hint="default" w:ascii="Times New Roman" w:hAnsi="Times New Roman" w:cs="Times New Roman"/>
+                      <w:b w:val="0"/>
+                      <w:bCs/>
+                      <w:sz w:val="21"/>
+                      <w:szCs w:val="21"/>
+                    </w:rPr>
+                    <w:t xml:space="preserve">        for index in knn_indices:</w:t>
+                  </w:r>
+                  <w:r>
+                    <w:rPr>
+                      <w:rFonts w:hint="default" w:ascii="Times New Roman" w:hAnsi="Times New Roman" w:cs="Times New Roman"/>
+                      <w:b w:val="0"/>
+                      <w:bCs/>
+                      <w:sz w:val="21"/>
+                      <w:szCs w:val="21"/>
+                    </w:rPr>
+                    <w:br w:type="textWrapping"/>
+                  </w:r>
+                  <w:r>
+                    <w:rPr>
+                      <w:rFonts w:hint="default" w:ascii="Times New Roman" w:hAnsi="Times New Roman" w:cs="Times New Roman"/>
+                      <w:b w:val="0"/>
+                      <w:bCs/>
+                      <w:sz w:val="21"/>
+                      <w:szCs w:val="21"/>
+                    </w:rPr>
+                    <w:t xml:space="preserve">            dist = distance(self.x_train[index], x)</w:t>
+                  </w:r>
+                  <w:r>
+                    <w:rPr>
+                      <w:rFonts w:hint="default" w:ascii="Times New Roman" w:hAnsi="Times New Roman" w:cs="Times New Roman"/>
+                      <w:b w:val="0"/>
+                      <w:bCs/>
+                      <w:sz w:val="21"/>
+                      <w:szCs w:val="21"/>
+                    </w:rPr>
+                    <w:br w:type="textWrapping"/>
+                  </w:r>
+                  <w:r>
+                    <w:rPr>
+                      <w:rFonts w:hint="default" w:ascii="Times New Roman" w:hAnsi="Times New Roman" w:cs="Times New Roman"/>
+                      <w:b w:val="0"/>
+                      <w:bCs/>
+                      <w:sz w:val="21"/>
+                      <w:szCs w:val="21"/>
+                    </w:rPr>
+                    <w:t xml:space="preserve">            label = int(self.y_train[index])</w:t>
+                  </w:r>
+                  <w:r>
+                    <w:rPr>
+                      <w:rFonts w:hint="default" w:ascii="Times New Roman" w:hAnsi="Times New Roman" w:cs="Times New Roman"/>
+                      <w:b w:val="0"/>
+                      <w:bCs/>
+                      <w:sz w:val="21"/>
+                      <w:szCs w:val="21"/>
+                    </w:rPr>
+                    <w:br w:type="textWrapping"/>
+                  </w:r>
+                  <w:r>
+                    <w:rPr>
+                      <w:rFonts w:hint="default" w:ascii="Times New Roman" w:hAnsi="Times New Roman" w:cs="Times New Roman"/>
+                      <w:b w:val="0"/>
+                      <w:bCs/>
+                      <w:sz w:val="21"/>
+                      <w:szCs w:val="21"/>
+                    </w:rPr>
+                    <w:br w:type="textWrapping"/>
+                  </w:r>
+                  <w:r>
+                    <w:rPr>
+                      <w:rFonts w:hint="default" w:ascii="Times New Roman" w:hAnsi="Times New Roman" w:cs="Times New Roman"/>
+                      <w:b w:val="0"/>
+                      <w:bCs/>
+                      <w:sz w:val="21"/>
+                      <w:szCs w:val="21"/>
+                    </w:rPr>
+                    <w:t xml:space="preserve">            # 加权投票</w:t>
+                  </w:r>
+                  <w:r>
+                    <w:rPr>
+                      <w:rFonts w:hint="default" w:ascii="Times New Roman" w:hAnsi="Times New Roman" w:cs="Times New Roman"/>
+                      <w:b w:val="0"/>
+                      <w:bCs/>
+                      <w:sz w:val="21"/>
+                      <w:szCs w:val="21"/>
+                    </w:rPr>
+                    <w:br w:type="textWrapping"/>
+                  </w:r>
+                  <w:r>
+                    <w:rPr>
+                      <w:rFonts w:hint="default" w:ascii="Times New Roman" w:hAnsi="Times New Roman" w:cs="Times New Roman"/>
+                      <w:b w:val="0"/>
+                      <w:bCs/>
+                      <w:sz w:val="21"/>
+                      <w:szCs w:val="21"/>
+                    </w:rPr>
+                    <w:t xml:space="preserve">            # 距离越近，dist 越小，权重 weight 越大</w:t>
+                  </w:r>
+                  <w:r>
+                    <w:rPr>
+                      <w:rFonts w:hint="default" w:ascii="Times New Roman" w:hAnsi="Times New Roman" w:cs="Times New Roman"/>
+                      <w:b w:val="0"/>
+                      <w:bCs/>
+                      <w:sz w:val="21"/>
+                      <w:szCs w:val="21"/>
+                    </w:rPr>
+                    <w:br w:type="textWrapping"/>
+                  </w:r>
+                  <w:r>
+                    <w:rPr>
+                      <w:rFonts w:hint="default" w:ascii="Times New Roman" w:hAnsi="Times New Roman" w:cs="Times New Roman"/>
+                      <w:b w:val="0"/>
+                      <w:bCs/>
+                      <w:sz w:val="21"/>
+                      <w:szCs w:val="21"/>
+                    </w:rPr>
+                    <w:t xml:space="preserve">            # 加上 1e-6 是为了防止 dist 为 0 时报错</w:t>
+                  </w:r>
+                  <w:r>
+                    <w:rPr>
+                      <w:rFonts w:hint="default" w:ascii="Times New Roman" w:hAnsi="Times New Roman" w:cs="Times New Roman"/>
+                      <w:b w:val="0"/>
+                      <w:bCs/>
+                      <w:sz w:val="21"/>
+                      <w:szCs w:val="21"/>
+                    </w:rPr>
+                    <w:br w:type="textWrapping"/>
+                  </w:r>
+                  <w:r>
+                    <w:rPr>
+                      <w:rFonts w:hint="default" w:ascii="Times New Roman" w:hAnsi="Times New Roman" w:cs="Times New Roman"/>
+                      <w:b w:val="0"/>
+                      <w:bCs/>
+                      <w:sz w:val="21"/>
+                      <w:szCs w:val="21"/>
+                    </w:rPr>
+                    <w:t xml:space="preserve">            weight = 1.0 / (dist + 1e-6)</w:t>
+                  </w:r>
+                  <w:r>
+                    <w:rPr>
+                      <w:rFonts w:hint="default" w:ascii="Times New Roman" w:hAnsi="Times New Roman" w:cs="Times New Roman"/>
+                      <w:b w:val="0"/>
+                      <w:bCs/>
+                      <w:sz w:val="21"/>
+                      <w:szCs w:val="21"/>
+                    </w:rPr>
+                    <w:br w:type="textWrapping"/>
+                  </w:r>
+                  <w:r>
+                    <w:rPr>
+                      <w:rFonts w:hint="default" w:ascii="Times New Roman" w:hAnsi="Times New Roman" w:cs="Times New Roman"/>
+                      <w:b w:val="0"/>
+                      <w:bCs/>
+                      <w:sz w:val="21"/>
+                      <w:szCs w:val="21"/>
+                    </w:rPr>
+                    <w:br w:type="textWrapping"/>
+                  </w:r>
+                  <w:r>
+                    <w:rPr>
+                      <w:rFonts w:hint="default" w:ascii="Times New Roman" w:hAnsi="Times New Roman" w:cs="Times New Roman"/>
+                      <w:b w:val="0"/>
+                      <w:bCs/>
+                      <w:sz w:val="21"/>
+                      <w:szCs w:val="21"/>
+                    </w:rPr>
+                    <w:t xml:space="preserve">            # 不再是 +1，而是加上权重</w:t>
+                  </w:r>
+                  <w:r>
+                    <w:rPr>
+                      <w:rFonts w:hint="default" w:ascii="Times New Roman" w:hAnsi="Times New Roman" w:cs="Times New Roman"/>
+                      <w:b w:val="0"/>
+                      <w:bCs/>
+                      <w:sz w:val="21"/>
+                      <w:szCs w:val="21"/>
+                    </w:rPr>
+                    <w:br w:type="textWrapping"/>
+                  </w:r>
+                  <w:r>
+                    <w:rPr>
+                      <w:rFonts w:hint="default" w:ascii="Times New Roman" w:hAnsi="Times New Roman" w:cs="Times New Roman"/>
+                      <w:b w:val="0"/>
+                      <w:bCs/>
+                      <w:sz w:val="21"/>
+                      <w:szCs w:val="21"/>
+                    </w:rPr>
+                    <w:t xml:space="preserve">            label_statistic[label] += weight</w:t>
+                  </w:r>
+                  <w:r>
+                    <w:rPr>
+                      <w:rFonts w:hint="default" w:ascii="Times New Roman" w:hAnsi="Times New Roman" w:cs="Times New Roman"/>
+                      <w:b w:val="0"/>
+                      <w:bCs/>
+                      <w:sz w:val="21"/>
+                      <w:szCs w:val="21"/>
+                    </w:rPr>
+                    <w:br w:type="textWrapping"/>
+                  </w:r>
+                  <w:r>
+                    <w:rPr>
+                      <w:rFonts w:hint="default" w:ascii="Times New Roman" w:hAnsi="Times New Roman" w:cs="Times New Roman"/>
+                      <w:b w:val="0"/>
+                      <w:bCs/>
+                      <w:sz w:val="21"/>
+                      <w:szCs w:val="21"/>
+                    </w:rPr>
+                    <w:t xml:space="preserve">        # 返回加权后得分最高的类别</w:t>
+                  </w:r>
+                  <w:r>
+                    <w:rPr>
+                      <w:rFonts w:hint="default" w:ascii="Times New Roman" w:hAnsi="Times New Roman" w:cs="Times New Roman"/>
+                      <w:b w:val="0"/>
+                      <w:bCs/>
+                      <w:sz w:val="21"/>
+                      <w:szCs w:val="21"/>
+                    </w:rPr>
+                    <w:br w:type="textWrapping"/>
+                  </w:r>
+                  <w:r>
+                    <w:rPr>
+                      <w:rFonts w:hint="default" w:ascii="Times New Roman" w:hAnsi="Times New Roman" w:cs="Times New Roman"/>
+                      <w:b w:val="0"/>
+                      <w:bCs/>
+                      <w:sz w:val="21"/>
+                      <w:szCs w:val="21"/>
+                    </w:rPr>
+                    <w:t xml:space="preserve">        return np.argmax(label_statistic)</w:t>
+                  </w:r>
+                  <w:r>
+                    <w:rPr>
+                      <w:rFonts w:hint="default" w:ascii="Times New Roman" w:hAnsi="Times New Roman" w:cs="Times New Roman"/>
+                      <w:b w:val="0"/>
+                      <w:bCs/>
+                      <w:sz w:val="21"/>
+                      <w:szCs w:val="21"/>
+                    </w:rPr>
+                    <w:br w:type="textWrapping"/>
+                  </w:r>
+                  <w:r>
+                    <w:rPr>
+                      <w:rFonts w:hint="default" w:ascii="Times New Roman" w:hAnsi="Times New Roman" w:cs="Times New Roman"/>
+                      <w:b w:val="0"/>
+                      <w:bCs/>
+                      <w:sz w:val="21"/>
+                      <w:szCs w:val="21"/>
+                    </w:rPr>
+                    <w:br w:type="textWrapping"/>
+                  </w:r>
+                  <w:r>
+                    <w:rPr>
+                      <w:rFonts w:hint="default" w:ascii="Times New Roman" w:hAnsi="Times New Roman" w:cs="Times New Roman"/>
+                      <w:b w:val="0"/>
+                      <w:bCs/>
+                      <w:sz w:val="21"/>
+                      <w:szCs w:val="21"/>
+                    </w:rPr>
+                    <w:t xml:space="preserve">    def predict(self, x_test):</w:t>
+                  </w:r>
+                  <w:r>
+                    <w:rPr>
+                      <w:rFonts w:hint="default" w:ascii="Times New Roman" w:hAnsi="Times New Roman" w:cs="Times New Roman"/>
+                      <w:b w:val="0"/>
+                      <w:bCs/>
+                      <w:sz w:val="21"/>
+                      <w:szCs w:val="21"/>
+                    </w:rPr>
+                    <w:br w:type="textWrapping"/>
+                  </w:r>
+                  <w:r>
+                    <w:rPr>
+                      <w:rFonts w:hint="default" w:ascii="Times New Roman" w:hAnsi="Times New Roman" w:cs="Times New Roman"/>
+                      <w:b w:val="0"/>
+                      <w:bCs/>
+                      <w:sz w:val="21"/>
+                      <w:szCs w:val="21"/>
+                    </w:rPr>
+                    <w:t xml:space="preserve">        # 预测样本 test_x 的类别</w:t>
+                  </w:r>
+                  <w:r>
+                    <w:rPr>
+                      <w:rFonts w:hint="default" w:ascii="Times New Roman" w:hAnsi="Times New Roman" w:cs="Times New Roman"/>
+                      <w:b w:val="0"/>
+                      <w:bCs/>
+                      <w:sz w:val="21"/>
+                      <w:szCs w:val="21"/>
+                    </w:rPr>
+                    <w:br w:type="textWrapping"/>
+                  </w:r>
+                  <w:r>
+                    <w:rPr>
+                      <w:rFonts w:hint="default" w:ascii="Times New Roman" w:hAnsi="Times New Roman" w:cs="Times New Roman"/>
+                      <w:b w:val="0"/>
+                      <w:bCs/>
+                      <w:sz w:val="21"/>
+                      <w:szCs w:val="21"/>
+                    </w:rPr>
+                    <w:t xml:space="preserve">        predicted_test_labels = np.zeros(shape=[len(x_test)], dtype=int)</w:t>
+                  </w:r>
+                  <w:r>
+                    <w:rPr>
+                      <w:rFonts w:hint="default" w:ascii="Times New Roman" w:hAnsi="Times New Roman" w:cs="Times New Roman"/>
+                      <w:b w:val="0"/>
+                      <w:bCs/>
+                      <w:sz w:val="21"/>
+                      <w:szCs w:val="21"/>
+                    </w:rPr>
+                    <w:br w:type="textWrapping"/>
+                  </w:r>
+                  <w:r>
+                    <w:rPr>
+                      <w:rFonts w:hint="default" w:ascii="Times New Roman" w:hAnsi="Times New Roman" w:cs="Times New Roman"/>
+                      <w:b w:val="0"/>
+                      <w:bCs/>
+                      <w:sz w:val="21"/>
+                      <w:szCs w:val="21"/>
+                    </w:rPr>
+                    <w:t xml:space="preserve">        for i, x in enumerate(x_test):</w:t>
+                  </w:r>
+                  <w:r>
+                    <w:rPr>
+                      <w:rFonts w:hint="default" w:ascii="Times New Roman" w:hAnsi="Times New Roman" w:cs="Times New Roman"/>
+                      <w:b w:val="0"/>
+                      <w:bCs/>
+                      <w:sz w:val="21"/>
+                      <w:szCs w:val="21"/>
+                    </w:rPr>
+                    <w:br w:type="textWrapping"/>
+                  </w:r>
+                  <w:r>
+                    <w:rPr>
+                      <w:rFonts w:hint="default" w:ascii="Times New Roman" w:hAnsi="Times New Roman" w:cs="Times New Roman"/>
+                      <w:b w:val="0"/>
+                      <w:bCs/>
+                      <w:sz w:val="21"/>
+                      <w:szCs w:val="21"/>
+                    </w:rPr>
+                    <w:t xml:space="preserve">            predicted_test_labels[i] = self.get_label(x)</w:t>
+                  </w:r>
+                  <w:r>
+                    <w:rPr>
+                      <w:rFonts w:hint="default" w:ascii="Times New Roman" w:hAnsi="Times New Roman" w:cs="Times New Roman"/>
+                      <w:b w:val="0"/>
+                      <w:bCs/>
+                      <w:sz w:val="21"/>
+                      <w:szCs w:val="21"/>
+                    </w:rPr>
+                    <w:br w:type="textWrapping"/>
+                  </w:r>
+                  <w:r>
+                    <w:rPr>
+                      <w:rFonts w:hint="default" w:ascii="Times New Roman" w:hAnsi="Times New Roman" w:cs="Times New Roman"/>
+                      <w:b w:val="0"/>
+                      <w:bCs/>
+                      <w:sz w:val="21"/>
+                      <w:szCs w:val="21"/>
+                    </w:rPr>
+                    <w:t xml:space="preserve">        return predicted_test_labels</w:t>
+                  </w:r>
+                  <w:r>
+                    <w:rPr>
+                      <w:rFonts w:hint="default" w:ascii="Times New Roman" w:hAnsi="Times New Roman" w:cs="Times New Roman"/>
+                      <w:b w:val="0"/>
+                      <w:bCs/>
+                      <w:sz w:val="21"/>
+                      <w:szCs w:val="21"/>
+                    </w:rPr>
+                    <w:br w:type="textWrapping"/>
+                  </w:r>
+                  <w:r>
+                    <w:rPr>
+                      <w:rFonts w:hint="default" w:ascii="Times New Roman" w:hAnsi="Times New Roman" w:cs="Times New Roman"/>
+                      <w:b w:val="0"/>
+                      <w:bCs/>
+                      <w:sz w:val="21"/>
+                      <w:szCs w:val="21"/>
+                    </w:rPr>
+                    <w:br w:type="textWrapping"/>
+                  </w:r>
+                  <w:r>
+                    <w:rPr>
+                      <w:rFonts w:hint="default" w:ascii="Times New Roman" w:hAnsi="Times New Roman" w:cs="Times New Roman"/>
+                      <w:b w:val="0"/>
+                      <w:bCs/>
+                      <w:sz w:val="21"/>
+                      <w:szCs w:val="21"/>
+                    </w:rPr>
+                    <w:t>#(2)将训练数据集占整个数据集的比例分别调整为90%、70%、50%，观察测试集分类精度的变化。</w:t>
+                  </w:r>
+                  <w:r>
+                    <w:rPr>
+                      <w:rFonts w:hint="default" w:ascii="Times New Roman" w:hAnsi="Times New Roman" w:cs="Times New Roman"/>
+                      <w:b w:val="0"/>
+                      <w:bCs/>
+                      <w:sz w:val="21"/>
+                      <w:szCs w:val="21"/>
+                    </w:rPr>
+                    <w:br w:type="textWrapping"/>
+                  </w:r>
+                  <w:r>
+                    <w:rPr>
+                      <w:rFonts w:hint="default" w:ascii="Times New Roman" w:hAnsi="Times New Roman" w:cs="Times New Roman"/>
+                      <w:b w:val="0"/>
+                      <w:bCs/>
+                      <w:sz w:val="21"/>
+                      <w:szCs w:val="21"/>
+                    </w:rPr>
+                    <w:t># 题目要求的三个比例</w:t>
+                  </w:r>
+                  <w:r>
+                    <w:rPr>
+                      <w:rFonts w:hint="default" w:ascii="Times New Roman" w:hAnsi="Times New Roman" w:cs="Times New Roman"/>
+                      <w:b w:val="0"/>
+                      <w:bCs/>
+                      <w:sz w:val="21"/>
+                      <w:szCs w:val="21"/>
+                    </w:rPr>
+                    <w:br w:type="textWrapping"/>
+                  </w:r>
+                  <w:r>
+                    <w:rPr>
+                      <w:rFonts w:hint="default" w:ascii="Times New Roman" w:hAnsi="Times New Roman" w:cs="Times New Roman"/>
+                      <w:b w:val="0"/>
+                      <w:bCs/>
+                      <w:sz w:val="21"/>
+                      <w:szCs w:val="21"/>
+                    </w:rPr>
+                    <w:t>print("(2)将训练数据集占整个数据集的比例分别调整为90%、70%、50%，观察测试集分类精度的变化。")</w:t>
+                  </w:r>
+                  <w:r>
+                    <w:rPr>
+                      <w:rFonts w:hint="default" w:ascii="Times New Roman" w:hAnsi="Times New Roman" w:cs="Times New Roman"/>
+                      <w:b w:val="0"/>
+                      <w:bCs/>
+                      <w:sz w:val="21"/>
+                      <w:szCs w:val="21"/>
+                    </w:rPr>
+                    <w:br w:type="textWrapping"/>
+                  </w:r>
+                  <w:r>
+                    <w:rPr>
+                      <w:rFonts w:hint="default" w:ascii="Times New Roman" w:hAnsi="Times New Roman" w:cs="Times New Roman"/>
+                      <w:b w:val="0"/>
+                      <w:bCs/>
+                      <w:sz w:val="21"/>
+                      <w:szCs w:val="21"/>
+                    </w:rPr>
+                    <w:t>for r in [0.9, 0.7, 0.5]:</w:t>
+                  </w:r>
+                  <w:r>
+                    <w:rPr>
+                      <w:rFonts w:hint="default" w:ascii="Times New Roman" w:hAnsi="Times New Roman" w:cs="Times New Roman"/>
+                      <w:b w:val="0"/>
+                      <w:bCs/>
+                      <w:sz w:val="21"/>
+                      <w:szCs w:val="21"/>
+                    </w:rPr>
+                    <w:br w:type="textWrapping"/>
+                  </w:r>
+                  <w:r>
+                    <w:rPr>
+                      <w:rFonts w:hint="default" w:ascii="Times New Roman" w:hAnsi="Times New Roman" w:cs="Times New Roman"/>
+                      <w:b w:val="0"/>
+                      <w:bCs/>
+                      <w:sz w:val="21"/>
+                      <w:szCs w:val="21"/>
+                    </w:rPr>
+                    <w:t xml:space="preserve">    # 重新计算切分点并切分</w:t>
+                  </w:r>
+                  <w:r>
+                    <w:rPr>
+                      <w:rFonts w:hint="default" w:ascii="Times New Roman" w:hAnsi="Times New Roman" w:cs="Times New Roman"/>
+                      <w:b w:val="0"/>
+                      <w:bCs/>
+                      <w:sz w:val="21"/>
+                      <w:szCs w:val="21"/>
+                    </w:rPr>
+                    <w:br w:type="textWrapping"/>
+                  </w:r>
+                  <w:r>
+                    <w:rPr>
+                      <w:rFonts w:hint="default" w:ascii="Times New Roman" w:hAnsi="Times New Roman" w:cs="Times New Roman"/>
+                      <w:b w:val="0"/>
+                      <w:bCs/>
+                      <w:sz w:val="21"/>
+                      <w:szCs w:val="21"/>
+                    </w:rPr>
+                    <w:t xml:space="preserve">    split = int(len(m_x) * r)</w:t>
+                  </w:r>
+                  <w:r>
+                    <w:rPr>
+                      <w:rFonts w:hint="default" w:ascii="Times New Roman" w:hAnsi="Times New Roman" w:cs="Times New Roman"/>
+                      <w:b w:val="0"/>
+                      <w:bCs/>
+                      <w:sz w:val="21"/>
+                      <w:szCs w:val="21"/>
+                    </w:rPr>
+                    <w:br w:type="textWrapping"/>
+                  </w:r>
+                  <w:r>
+                    <w:rPr>
+                      <w:rFonts w:hint="default" w:ascii="Times New Roman" w:hAnsi="Times New Roman" w:cs="Times New Roman"/>
+                      <w:b w:val="0"/>
+                      <w:bCs/>
+                      <w:sz w:val="21"/>
+                      <w:szCs w:val="21"/>
+                    </w:rPr>
+                    <w:t xml:space="preserve">    x_train_sub, x_test_sub = m_x[:split], m_x[split:]</w:t>
+                  </w:r>
+                  <w:r>
+                    <w:rPr>
+                      <w:rFonts w:hint="default" w:ascii="Times New Roman" w:hAnsi="Times New Roman" w:cs="Times New Roman"/>
+                      <w:b w:val="0"/>
+                      <w:bCs/>
+                      <w:sz w:val="21"/>
+                      <w:szCs w:val="21"/>
+                    </w:rPr>
+                    <w:br w:type="textWrapping"/>
+                  </w:r>
+                  <w:r>
+                    <w:rPr>
+                      <w:rFonts w:hint="default" w:ascii="Times New Roman" w:hAnsi="Times New Roman" w:cs="Times New Roman"/>
+                      <w:b w:val="0"/>
+                      <w:bCs/>
+                      <w:sz w:val="21"/>
+                      <w:szCs w:val="21"/>
+                    </w:rPr>
+                    <w:t xml:space="preserve">    y_train_sub, y_test_sub = m_y[:split], m_y[split:]</w:t>
+                  </w:r>
+                  <w:r>
+                    <w:rPr>
+                      <w:rFonts w:hint="default" w:ascii="Times New Roman" w:hAnsi="Times New Roman" w:cs="Times New Roman"/>
+                      <w:b w:val="0"/>
+                      <w:bCs/>
+                      <w:sz w:val="21"/>
+                      <w:szCs w:val="21"/>
+                    </w:rPr>
+                    <w:br w:type="textWrapping"/>
+                  </w:r>
+                  <w:r>
+                    <w:rPr>
+                      <w:rFonts w:hint="default" w:ascii="Times New Roman" w:hAnsi="Times New Roman" w:cs="Times New Roman"/>
+                      <w:b w:val="0"/>
+                      <w:bCs/>
+                      <w:sz w:val="21"/>
+                      <w:szCs w:val="21"/>
+                    </w:rPr>
+                    <w:br w:type="textWrapping"/>
+                  </w:r>
+                  <w:r>
+                    <w:rPr>
+                      <w:rFonts w:hint="default" w:ascii="Times New Roman" w:hAnsi="Times New Roman" w:cs="Times New Roman"/>
+                      <w:b w:val="0"/>
+                      <w:bCs/>
+                      <w:sz w:val="21"/>
+                      <w:szCs w:val="21"/>
+                    </w:rPr>
+                    <w:t xml:space="preserve">    # 训练与预测 (固定 K=3)</w:t>
+                  </w:r>
+                  <w:r>
+                    <w:rPr>
+                      <w:rFonts w:hint="default" w:ascii="Times New Roman" w:hAnsi="Times New Roman" w:cs="Times New Roman"/>
+                      <w:b w:val="0"/>
+                      <w:bCs/>
+                      <w:sz w:val="21"/>
+                      <w:szCs w:val="21"/>
+                    </w:rPr>
+                    <w:br w:type="textWrapping"/>
+                  </w:r>
+                  <w:r>
+                    <w:rPr>
+                      <w:rFonts w:hint="default" w:ascii="Times New Roman" w:hAnsi="Times New Roman" w:cs="Times New Roman"/>
+                      <w:b w:val="0"/>
+                      <w:bCs/>
+                      <w:sz w:val="21"/>
+                      <w:szCs w:val="21"/>
+                    </w:rPr>
+                    <w:t xml:space="preserve">    knn = KNN(k=3, label_num=10)</w:t>
+                  </w:r>
+                  <w:r>
+                    <w:rPr>
+                      <w:rFonts w:hint="default" w:ascii="Times New Roman" w:hAnsi="Times New Roman" w:cs="Times New Roman"/>
+                      <w:b w:val="0"/>
+                      <w:bCs/>
+                      <w:sz w:val="21"/>
+                      <w:szCs w:val="21"/>
+                    </w:rPr>
+                    <w:br w:type="textWrapping"/>
+                  </w:r>
+                  <w:r>
+                    <w:rPr>
+                      <w:rFonts w:hint="default" w:ascii="Times New Roman" w:hAnsi="Times New Roman" w:cs="Times New Roman"/>
+                      <w:b w:val="0"/>
+                      <w:bCs/>
+                      <w:sz w:val="21"/>
+                      <w:szCs w:val="21"/>
+                    </w:rPr>
+                    <w:t xml:space="preserve">    knn.fit(x_train_sub, y_train_sub)</w:t>
+                  </w:r>
+                  <w:r>
+                    <w:rPr>
+                      <w:rFonts w:hint="default" w:ascii="Times New Roman" w:hAnsi="Times New Roman" w:cs="Times New Roman"/>
+                      <w:b w:val="0"/>
+                      <w:bCs/>
+                      <w:sz w:val="21"/>
+                      <w:szCs w:val="21"/>
+                    </w:rPr>
+                    <w:br w:type="textWrapping"/>
+                  </w:r>
+                  <w:r>
+                    <w:rPr>
+                      <w:rFonts w:hint="default" w:ascii="Times New Roman" w:hAnsi="Times New Roman" w:cs="Times New Roman"/>
+                      <w:b w:val="0"/>
+                      <w:bCs/>
+                      <w:sz w:val="21"/>
+                      <w:szCs w:val="21"/>
+                    </w:rPr>
+                    <w:t xml:space="preserve">    predicted = knn.predict(x_test_sub)</w:t>
+                  </w:r>
+                  <w:r>
+                    <w:rPr>
+                      <w:rFonts w:hint="default" w:ascii="Times New Roman" w:hAnsi="Times New Roman" w:cs="Times New Roman"/>
+                      <w:b w:val="0"/>
+                      <w:bCs/>
+                      <w:sz w:val="21"/>
+                      <w:szCs w:val="21"/>
+                    </w:rPr>
+                    <w:br w:type="textWrapping"/>
+                  </w:r>
+                  <w:r>
+                    <w:rPr>
+                      <w:rFonts w:hint="default" w:ascii="Times New Roman" w:hAnsi="Times New Roman" w:cs="Times New Roman"/>
+                      <w:b w:val="0"/>
+                      <w:bCs/>
+                      <w:sz w:val="21"/>
+                      <w:szCs w:val="21"/>
+                    </w:rPr>
+                    <w:t xml:space="preserve">    # 计算精度</w:t>
+                  </w:r>
+                  <w:r>
+                    <w:rPr>
+                      <w:rFonts w:hint="default" w:ascii="Times New Roman" w:hAnsi="Times New Roman" w:cs="Times New Roman"/>
+                      <w:b w:val="0"/>
+                      <w:bCs/>
+                      <w:sz w:val="21"/>
+                      <w:szCs w:val="21"/>
+                    </w:rPr>
+                    <w:br w:type="textWrapping"/>
+                  </w:r>
+                  <w:r>
+                    <w:rPr>
+                      <w:rFonts w:hint="default" w:ascii="Times New Roman" w:hAnsi="Times New Roman" w:cs="Times New Roman"/>
+                      <w:b w:val="0"/>
+                      <w:bCs/>
+                      <w:sz w:val="21"/>
+                      <w:szCs w:val="21"/>
+                    </w:rPr>
+                    <w:t xml:space="preserve">    accuracy = np.mean(predicted == y_test_sub)</w:t>
+                  </w:r>
+                  <w:r>
+                    <w:rPr>
+                      <w:rFonts w:hint="default" w:ascii="Times New Roman" w:hAnsi="Times New Roman" w:cs="Times New Roman"/>
+                      <w:b w:val="0"/>
+                      <w:bCs/>
+                      <w:sz w:val="21"/>
+                      <w:szCs w:val="21"/>
+                    </w:rPr>
+                    <w:br w:type="textWrapping"/>
+                  </w:r>
+                  <w:r>
+                    <w:rPr>
+                      <w:rFonts w:hint="default" w:ascii="Times New Roman" w:hAnsi="Times New Roman" w:cs="Times New Roman"/>
+                      <w:b w:val="0"/>
+                      <w:bCs/>
+                      <w:sz w:val="21"/>
+                      <w:szCs w:val="21"/>
+                    </w:rPr>
+                    <w:t xml:space="preserve">    print(f'训练比例 {int(r * 100)}%: 精度为 {accuracy * 100:.1f}%')</w:t>
+                  </w:r>
+                </w:p>
+                <w:p>
+                  <w:pPr>
+                    <w:pStyle w:val="2"/>
+                    <w:spacing w:line="240" w:lineRule="auto"/>
+                    <w:ind w:left="0" w:leftChars="0" w:firstLine="0" w:firstLineChars="0"/>
+                    <w:rPr>
+                      <w:rFonts w:hint="default" w:ascii="Times New Roman" w:hAnsi="Times New Roman" w:cs="Times New Roman"/>
+                      <w:b w:val="0"/>
+                      <w:bCs/>
+                      <w:sz w:val="21"/>
+                      <w:szCs w:val="21"/>
+                    </w:rPr>
+                  </w:pPr>
+                  <w:r>
+                    <w:rPr>
+                      <w:rFonts w:hint="default" w:ascii="Times New Roman" w:hAnsi="Times New Roman" w:cs="Times New Roman"/>
+                      <w:b w:val="0"/>
+                      <w:bCs/>
+                      <w:sz w:val="21"/>
+                      <w:szCs w:val="21"/>
+                    </w:rPr>
+                    <w:drawing>
+                      <wp:inline distT="0" distB="0" distL="114300" distR="114300">
+                        <wp:extent cx="5111115" cy="799465"/>
+                        <wp:effectExtent l="0" t="0" r="6985" b="635"/>
+                        <wp:docPr id="2" name="图片 2" descr="（2）"/>
+                        <wp:cNvGraphicFramePr>
+                          <a:graphicFrameLocks xmlns:a="http://schemas.openxmlformats.org/drawingml/2006/main" noChangeAspect="1"/>
+                        </wp:cNvGraphicFramePr>
+                        <a:graphic xmlns:a="http://schemas.openxmlformats.org/drawingml/2006/main">
+                          <a:graphicData uri="http://schemas.openxmlformats.org/drawingml/2006/picture">
+                            <pic:pic xmlns:pic="http://schemas.openxmlformats.org/drawingml/2006/picture">
+                              <pic:nvPicPr>
+                                <pic:cNvPr id="2" name="图片 2" descr="（2）"/>
+                                <pic:cNvPicPr>
+                                  <a:picLocks noChangeAspect="1"/>
+                                </pic:cNvPicPr>
+                              </pic:nvPicPr>
+                              <pic:blipFill>
+                                <a:blip r:embed="rId8"/>
+                                <a:stretch>
+                                  <a:fillRect/>
+                                </a:stretch>
+                              </pic:blipFill>
+                              <pic:spPr>
+                                <a:xfrm>
+                                  <a:off x="0" y="0"/>
+                                  <a:ext cx="5111115" cy="799465"/>
+                                </a:xfrm>
+                                <a:prstGeom prst="rect">
+                                  <a:avLst/>
+                                </a:prstGeom>
+                              </pic:spPr>
+                            </pic:pic>
+                          </a:graphicData>
+                        </a:graphic>
+                      </wp:inline>
+                    </w:drawing>
+                  </w:r>
+                  <w:r>
+                    <w:rPr>
+                      <w:rFonts w:hint="default" w:ascii="Times New Roman" w:hAnsi="Times New Roman" w:cs="Times New Roman"/>
+                      <w:b w:val="0"/>
+                      <w:bCs/>
+                      <w:sz w:val="21"/>
+                      <w:szCs w:val="21"/>
+                    </w:rPr>
+                    <w:br w:type="textWrapping"/>
+                  </w:r>
+                  <w:r>
+                    <w:rPr>
+                      <w:rFonts w:hint="default" w:ascii="Times New Roman" w:hAnsi="Times New Roman" w:cs="Times New Roman"/>
+                      <w:b w:val="0"/>
+                      <w:bCs/>
+                      <w:sz w:val="21"/>
+                      <w:szCs w:val="21"/>
+                    </w:rPr>
+                    <w:t>print("\n(3)将K值分别设定为1至50，测试分类精度，对精度变化趋势进行可视化并分析变化的原因。")</w:t>
+                  </w:r>
+                  <w:r>
+                    <w:rPr>
+                      <w:rFonts w:hint="default" w:ascii="Times New Roman" w:hAnsi="Times New Roman" w:cs="Times New Roman"/>
+                      <w:b w:val="0"/>
+                      <w:bCs/>
+                      <w:sz w:val="21"/>
+                      <w:szCs w:val="21"/>
+                    </w:rPr>
+                    <w:br w:type="textWrapping"/>
+                  </w:r>
+                  <w:r>
+                    <w:rPr>
+                      <w:rFonts w:hint="default" w:ascii="Times New Roman" w:hAnsi="Times New Roman" w:cs="Times New Roman"/>
+                      <w:b w:val="0"/>
+                      <w:bCs/>
+                      <w:sz w:val="21"/>
+                      <w:szCs w:val="21"/>
+                    </w:rPr>
+                    <w:t># 固定比例 0.8</w:t>
+                  </w:r>
+                  <w:r>
+                    <w:rPr>
+                      <w:rFonts w:hint="default" w:ascii="Times New Roman" w:hAnsi="Times New Roman" w:cs="Times New Roman"/>
+                      <w:b w:val="0"/>
+                      <w:bCs/>
+                      <w:sz w:val="21"/>
+                      <w:szCs w:val="21"/>
+                    </w:rPr>
+                    <w:br w:type="textWrapping"/>
+                  </w:r>
+                  <w:r>
+                    <w:rPr>
+                      <w:rFonts w:hint="default" w:ascii="Times New Roman" w:hAnsi="Times New Roman" w:cs="Times New Roman"/>
+                      <w:b w:val="0"/>
+                      <w:bCs/>
+                      <w:sz w:val="21"/>
+                      <w:szCs w:val="21"/>
+                    </w:rPr>
+                    <w:t>split = int(len(m_x) * 0.8)</w:t>
+                  </w:r>
+                  <w:r>
+                    <w:rPr>
+                      <w:rFonts w:hint="default" w:ascii="Times New Roman" w:hAnsi="Times New Roman" w:cs="Times New Roman"/>
+                      <w:b w:val="0"/>
+                      <w:bCs/>
+                      <w:sz w:val="21"/>
+                      <w:szCs w:val="21"/>
+                    </w:rPr>
+                    <w:br w:type="textWrapping"/>
+                  </w:r>
+                  <w:r>
+                    <w:rPr>
+                      <w:rFonts w:hint="default" w:ascii="Times New Roman" w:hAnsi="Times New Roman" w:cs="Times New Roman"/>
+                      <w:b w:val="0"/>
+                      <w:bCs/>
+                      <w:sz w:val="21"/>
+                      <w:szCs w:val="21"/>
+                    </w:rPr>
+                    <w:t>x_train_k, x_test_k = m_x[:split], m_x[split:]</w:t>
+                  </w:r>
+                  <w:r>
+                    <w:rPr>
+                      <w:rFonts w:hint="default" w:ascii="Times New Roman" w:hAnsi="Times New Roman" w:cs="Times New Roman"/>
+                      <w:b w:val="0"/>
+                      <w:bCs/>
+                      <w:sz w:val="21"/>
+                      <w:szCs w:val="21"/>
+                    </w:rPr>
+                    <w:br w:type="textWrapping"/>
+                  </w:r>
+                  <w:r>
+                    <w:rPr>
+                      <w:rFonts w:hint="default" w:ascii="Times New Roman" w:hAnsi="Times New Roman" w:cs="Times New Roman"/>
+                      <w:b w:val="0"/>
+                      <w:bCs/>
+                      <w:sz w:val="21"/>
+                      <w:szCs w:val="21"/>
+                    </w:rPr>
+                    <w:t>y_train_k, y_test_k = m_y[:split], m_y[split:]</w:t>
+                  </w:r>
+                </w:p>
+                <w:p>
+                  <w:pPr>
+                    <w:pStyle w:val="2"/>
+                    <w:spacing w:line="240" w:lineRule="auto"/>
+                    <w:ind w:left="0" w:leftChars="0" w:firstLine="0" w:firstLineChars="0"/>
+                    <w:rPr>
+                      <w:rFonts w:hint="default" w:ascii="Times New Roman" w:hAnsi="Times New Roman" w:cs="Times New Roman"/>
+                      <w:b w:val="0"/>
+                      <w:bCs/>
+                      <w:sz w:val="21"/>
+                      <w:szCs w:val="21"/>
+                    </w:rPr>
+                  </w:pPr>
+                  <w:r>
+                    <w:rPr>
+                      <w:rFonts w:hint="default" w:ascii="Times New Roman" w:hAnsi="Times New Roman" w:cs="Times New Roman"/>
+                      <w:b w:val="0"/>
+                      <w:bCs/>
+                      <w:sz w:val="21"/>
+                      <w:szCs w:val="21"/>
+                    </w:rPr>
+                    <w:drawing>
+                      <wp:inline distT="0" distB="0" distL="114300" distR="114300">
+                        <wp:extent cx="4465955" cy="2933065"/>
+                        <wp:effectExtent l="0" t="0" r="4445" b="635"/>
+                        <wp:docPr id="4" name="图片 4" descr="QQ20260511-103300"/>
+                        <wp:cNvGraphicFramePr>
+                          <a:graphicFrameLocks xmlns:a="http://schemas.openxmlformats.org/drawingml/2006/main" noChangeAspect="1"/>
+                        </wp:cNvGraphicFramePr>
+                        <a:graphic xmlns:a="http://schemas.openxmlformats.org/drawingml/2006/main">
+                          <a:graphicData uri="http://schemas.openxmlformats.org/drawingml/2006/picture">
+                            <pic:pic xmlns:pic="http://schemas.openxmlformats.org/drawingml/2006/picture">
+                              <pic:nvPicPr>
+                                <pic:cNvPr id="4" name="图片 4" descr="QQ20260511-103300"/>
+                                <pic:cNvPicPr>
+                                  <a:picLocks noChangeAspect="1"/>
+                                </pic:cNvPicPr>
+                              </pic:nvPicPr>
+                              <pic:blipFill>
+                                <a:blip r:embed="rId9"/>
+                                <a:stretch>
+                                  <a:fillRect/>
+                                </a:stretch>
+                              </pic:blipFill>
+                              <pic:spPr>
+                                <a:xfrm>
+                                  <a:off x="0" y="0"/>
+                                  <a:ext cx="4465955" cy="2933065"/>
+                                </a:xfrm>
+                                <a:prstGeom prst="rect">
+                                  <a:avLst/>
+                                </a:prstGeom>
+                              </pic:spPr>
+                            </pic:pic>
+                          </a:graphicData>
+                        </a:graphic>
+                      </wp:inline>
+                    </w:drawing>
+                  </w:r>
+                  <w:r>
+                    <w:rPr>
+                      <w:rFonts w:hint="default" w:ascii="Times New Roman" w:hAnsi="Times New Roman" w:cs="Times New Roman"/>
+                      <w:b w:val="0"/>
+                      <w:bCs/>
+                      <w:sz w:val="21"/>
+                      <w:szCs w:val="21"/>
+                    </w:rPr>
+                    <w:br w:type="textWrapping"/>
+                  </w:r>
+                  <w:r>
+                    <w:rPr>
+                      <w:rFonts w:hint="default" w:ascii="Times New Roman" w:hAnsi="Times New Roman" w:cs="Times New Roman"/>
+                      <w:b w:val="0"/>
+                      <w:bCs/>
+                      <w:sz w:val="21"/>
+                      <w:szCs w:val="21"/>
+                    </w:rPr>
+                    <w:t># (6)定义混淆矩阵函数</w:t>
+                  </w:r>
+                  <w:r>
+                    <w:rPr>
+                      <w:rFonts w:hint="default" w:ascii="Times New Roman" w:hAnsi="Times New Roman" w:cs="Times New Roman"/>
+                      <w:b w:val="0"/>
+                      <w:bCs/>
+                      <w:sz w:val="21"/>
+                      <w:szCs w:val="21"/>
+                    </w:rPr>
+                    <w:br w:type="textWrapping"/>
+                  </w:r>
+                  <w:r>
+                    <w:rPr>
+                      <w:rFonts w:hint="default" w:ascii="Times New Roman" w:hAnsi="Times New Roman" w:cs="Times New Roman"/>
+                      <w:b w:val="0"/>
+                      <w:bCs/>
+                      <w:sz w:val="21"/>
+                      <w:szCs w:val="21"/>
+                    </w:rPr>
+                    <w:t>def plot_confusion_matrix(y_true, y_pred):</w:t>
+                  </w:r>
+                  <w:r>
+                    <w:rPr>
+                      <w:rFonts w:hint="default" w:ascii="Times New Roman" w:hAnsi="Times New Roman" w:cs="Times New Roman"/>
+                      <w:b w:val="0"/>
+                      <w:bCs/>
+                      <w:sz w:val="21"/>
+                      <w:szCs w:val="21"/>
+                    </w:rPr>
+                    <w:br w:type="textWrapping"/>
+                  </w:r>
+                  <w:r>
+                    <w:rPr>
+                      <w:rFonts w:hint="default" w:ascii="Times New Roman" w:hAnsi="Times New Roman" w:cs="Times New Roman"/>
+                      <w:b w:val="0"/>
+                      <w:bCs/>
+                      <w:sz w:val="21"/>
+                      <w:szCs w:val="21"/>
+                    </w:rPr>
+                    <w:t xml:space="preserve">    cm = confusion_matrix(y_true, y_pred)</w:t>
+                  </w:r>
+                  <w:r>
+                    <w:rPr>
+                      <w:rFonts w:hint="default" w:ascii="Times New Roman" w:hAnsi="Times New Roman" w:cs="Times New Roman"/>
+                      <w:b w:val="0"/>
+                      <w:bCs/>
+                      <w:sz w:val="21"/>
+                      <w:szCs w:val="21"/>
+                    </w:rPr>
+                    <w:br w:type="textWrapping"/>
+                  </w:r>
+                  <w:r>
+                    <w:rPr>
+                      <w:rFonts w:hint="default" w:ascii="Times New Roman" w:hAnsi="Times New Roman" w:cs="Times New Roman"/>
+                      <w:b w:val="0"/>
+                      <w:bCs/>
+                      <w:sz w:val="21"/>
+                      <w:szCs w:val="21"/>
+                    </w:rPr>
+                    <w:t xml:space="preserve">    plt.figure(figsize=(10, 8))</w:t>
+                  </w:r>
+                  <w:r>
+                    <w:rPr>
+                      <w:rFonts w:hint="default" w:ascii="Times New Roman" w:hAnsi="Times New Roman" w:cs="Times New Roman"/>
+                      <w:b w:val="0"/>
+                      <w:bCs/>
+                      <w:sz w:val="21"/>
+                      <w:szCs w:val="21"/>
+                    </w:rPr>
+                    <w:br w:type="textWrapping"/>
+                  </w:r>
+                  <w:r>
+                    <w:rPr>
+                      <w:rFonts w:hint="default" w:ascii="Times New Roman" w:hAnsi="Times New Roman" w:cs="Times New Roman"/>
+                      <w:b w:val="0"/>
+                      <w:bCs/>
+                      <w:sz w:val="21"/>
+                      <w:szCs w:val="21"/>
+                    </w:rPr>
+                    <w:t xml:space="preserve">    sns.heatmap(cm, annot=True, fmt='d', cmap='Blues',</w:t>
+                  </w:r>
+                  <w:r>
+                    <w:rPr>
+                      <w:rFonts w:hint="default" w:ascii="Times New Roman" w:hAnsi="Times New Roman" w:cs="Times New Roman"/>
+                      <w:b w:val="0"/>
+                      <w:bCs/>
+                      <w:sz w:val="21"/>
+                      <w:szCs w:val="21"/>
+                    </w:rPr>
+                    <w:br w:type="textWrapping"/>
+                  </w:r>
+                  <w:r>
+                    <w:rPr>
+                      <w:rFonts w:hint="default" w:ascii="Times New Roman" w:hAnsi="Times New Roman" w:cs="Times New Roman"/>
+                      <w:b w:val="0"/>
+                      <w:bCs/>
+                      <w:sz w:val="21"/>
+                      <w:szCs w:val="21"/>
+                    </w:rPr>
+                    <w:t xml:space="preserve">                xticklabels=range(10), yticklabels=range(10))</w:t>
+                  </w:r>
+                  <w:r>
+                    <w:rPr>
+                      <w:rFonts w:hint="default" w:ascii="Times New Roman" w:hAnsi="Times New Roman" w:cs="Times New Roman"/>
+                      <w:b w:val="0"/>
+                      <w:bCs/>
+                      <w:sz w:val="21"/>
+                      <w:szCs w:val="21"/>
+                    </w:rPr>
+                    <w:br w:type="textWrapping"/>
+                  </w:r>
+                  <w:r>
+                    <w:rPr>
+                      <w:rFonts w:hint="default" w:ascii="Times New Roman" w:hAnsi="Times New Roman" w:cs="Times New Roman"/>
+                      <w:b w:val="0"/>
+                      <w:bCs/>
+                      <w:sz w:val="21"/>
+                      <w:szCs w:val="21"/>
+                    </w:rPr>
+                    <w:t xml:space="preserve">    plt.xlabel('Predicted Label (预测值)')</w:t>
+                  </w:r>
+                  <w:r>
+                    <w:rPr>
+                      <w:rFonts w:hint="default" w:ascii="Times New Roman" w:hAnsi="Times New Roman" w:cs="Times New Roman"/>
+                      <w:b w:val="0"/>
+                      <w:bCs/>
+                      <w:sz w:val="21"/>
+                      <w:szCs w:val="21"/>
+                    </w:rPr>
+                    <w:br w:type="textWrapping"/>
+                  </w:r>
+                  <w:r>
+                    <w:rPr>
+                      <w:rFonts w:hint="default" w:ascii="Times New Roman" w:hAnsi="Times New Roman" w:cs="Times New Roman"/>
+                      <w:b w:val="0"/>
+                      <w:bCs/>
+                      <w:sz w:val="21"/>
+                      <w:szCs w:val="21"/>
+                    </w:rPr>
+                    <w:t xml:space="preserve">    plt.ylabel('True Label (真实值)')</w:t>
+                  </w:r>
+                  <w:r>
+                    <w:rPr>
+                      <w:rFonts w:hint="default" w:ascii="Times New Roman" w:hAnsi="Times New Roman" w:cs="Times New Roman"/>
+                      <w:b w:val="0"/>
+                      <w:bCs/>
+                      <w:sz w:val="21"/>
+                      <w:szCs w:val="21"/>
+                    </w:rPr>
+                    <w:br w:type="textWrapping"/>
+                  </w:r>
+                  <w:r>
+                    <w:rPr>
+                      <w:rFonts w:hint="default" w:ascii="Times New Roman" w:hAnsi="Times New Roman" w:cs="Times New Roman"/>
+                      <w:b w:val="0"/>
+                      <w:bCs/>
+                      <w:sz w:val="21"/>
+                      <w:szCs w:val="21"/>
+                    </w:rPr>
+                    <w:t xml:space="preserve">    plt.title('Confusion Matrix for MNIST KNN')</w:t>
+                  </w:r>
+                  <w:r>
+                    <w:rPr>
+                      <w:rFonts w:hint="default" w:ascii="Times New Roman" w:hAnsi="Times New Roman" w:cs="Times New Roman"/>
+                      <w:b w:val="0"/>
+                      <w:bCs/>
+                      <w:sz w:val="21"/>
+                      <w:szCs w:val="21"/>
+                    </w:rPr>
+                    <w:br w:type="textWrapping"/>
+                  </w:r>
+                  <w:r>
+                    <w:rPr>
+                      <w:rFonts w:hint="default" w:ascii="Times New Roman" w:hAnsi="Times New Roman" w:cs="Times New Roman"/>
+                      <w:b w:val="0"/>
+                      <w:bCs/>
+                      <w:sz w:val="21"/>
+                      <w:szCs w:val="21"/>
+                    </w:rPr>
+                    <w:t xml:space="preserve">    plt.show()</w:t>
+                  </w:r>
+                  <w:r>
+                    <w:rPr>
+                      <w:rFonts w:hint="default" w:ascii="Times New Roman" w:hAnsi="Times New Roman" w:cs="Times New Roman"/>
+                      <w:b w:val="0"/>
+                      <w:bCs/>
+                      <w:sz w:val="21"/>
+                      <w:szCs w:val="21"/>
+                    </w:rPr>
+                    <w:br w:type="textWrapping"/>
+                  </w:r>
+                  <w:r>
+                    <w:rPr>
+                      <w:rFonts w:hint="default" w:ascii="Times New Roman" w:hAnsi="Times New Roman" w:cs="Times New Roman"/>
+                      <w:b w:val="0"/>
+                      <w:bCs/>
+                      <w:sz w:val="21"/>
+                      <w:szCs w:val="21"/>
+                    </w:rPr>
+                    <w:br w:type="textWrapping"/>
+                  </w:r>
+                  <w:r>
+                    <w:rPr>
+                      <w:rFonts w:hint="default" w:ascii="Times New Roman" w:hAnsi="Times New Roman" w:cs="Times New Roman"/>
+                      <w:b w:val="0"/>
+                      <w:bCs/>
+                      <w:sz w:val="21"/>
+                      <w:szCs w:val="21"/>
+                    </w:rPr>
+                    <w:t>ks = range(1, 51)</w:t>
+                  </w:r>
+                  <w:r>
+                    <w:rPr>
+                      <w:rFonts w:hint="default" w:ascii="Times New Roman" w:hAnsi="Times New Roman" w:cs="Times New Roman"/>
+                      <w:b w:val="0"/>
+                      <w:bCs/>
+                      <w:sz w:val="21"/>
+                      <w:szCs w:val="21"/>
+                    </w:rPr>
+                    <w:br w:type="textWrapping"/>
+                  </w:r>
+                  <w:r>
+                    <w:rPr>
+                      <w:rFonts w:hint="default" w:ascii="Times New Roman" w:hAnsi="Times New Roman" w:cs="Times New Roman"/>
+                      <w:b w:val="0"/>
+                      <w:bCs/>
+                      <w:sz w:val="21"/>
+                      <w:szCs w:val="21"/>
+                    </w:rPr>
+                    <w:t>accuracies = []</w:t>
+                  </w:r>
+                  <w:r>
+                    <w:rPr>
+                      <w:rFonts w:hint="default" w:ascii="Times New Roman" w:hAnsi="Times New Roman" w:cs="Times New Roman"/>
+                      <w:b w:val="0"/>
+                      <w:bCs/>
+                      <w:sz w:val="21"/>
+                      <w:szCs w:val="21"/>
+                    </w:rPr>
+                    <w:br w:type="textWrapping"/>
+                  </w:r>
+                  <w:r>
+                    <w:rPr>
+                      <w:rFonts w:hint="default" w:ascii="Times New Roman" w:hAnsi="Times New Roman" w:cs="Times New Roman"/>
+                      <w:b w:val="0"/>
+                      <w:bCs/>
+                      <w:sz w:val="21"/>
+                      <w:szCs w:val="21"/>
+                    </w:rPr>
+                    <w:t>for k in ks:</w:t>
+                  </w:r>
+                  <w:r>
+                    <w:rPr>
+                      <w:rFonts w:hint="default" w:ascii="Times New Roman" w:hAnsi="Times New Roman" w:cs="Times New Roman"/>
+                      <w:b w:val="0"/>
+                      <w:bCs/>
+                      <w:sz w:val="21"/>
+                      <w:szCs w:val="21"/>
+                    </w:rPr>
+                    <w:br w:type="textWrapping"/>
+                  </w:r>
+                  <w:r>
+                    <w:rPr>
+                      <w:rFonts w:hint="default" w:ascii="Times New Roman" w:hAnsi="Times New Roman" w:cs="Times New Roman"/>
+                      <w:b w:val="0"/>
+                      <w:bCs/>
+                      <w:sz w:val="21"/>
+                      <w:szCs w:val="21"/>
+                    </w:rPr>
+                    <w:t xml:space="preserve">    knn = KNN(k=k, label_num=10)</w:t>
+                  </w:r>
+                  <w:r>
+                    <w:rPr>
+                      <w:rFonts w:hint="default" w:ascii="Times New Roman" w:hAnsi="Times New Roman" w:cs="Times New Roman"/>
+                      <w:b w:val="0"/>
+                      <w:bCs/>
+                      <w:sz w:val="21"/>
+                      <w:szCs w:val="21"/>
+                    </w:rPr>
+                    <w:br w:type="textWrapping"/>
+                  </w:r>
+                  <w:r>
+                    <w:rPr>
+                      <w:rFonts w:hint="default" w:ascii="Times New Roman" w:hAnsi="Times New Roman" w:cs="Times New Roman"/>
+                      <w:b w:val="0"/>
+                      <w:bCs/>
+                      <w:sz w:val="21"/>
+                      <w:szCs w:val="21"/>
+                    </w:rPr>
+                    <w:t xml:space="preserve">    knn.fit(x_train_k, y_train_k)</w:t>
+                  </w:r>
+                  <w:r>
+                    <w:rPr>
+                      <w:rFonts w:hint="default" w:ascii="Times New Roman" w:hAnsi="Times New Roman" w:cs="Times New Roman"/>
+                      <w:b w:val="0"/>
+                      <w:bCs/>
+                      <w:sz w:val="21"/>
+                      <w:szCs w:val="21"/>
+                    </w:rPr>
+                    <w:br w:type="textWrapping"/>
+                  </w:r>
+                  <w:r>
+                    <w:rPr>
+                      <w:rFonts w:hint="default" w:ascii="Times New Roman" w:hAnsi="Times New Roman" w:cs="Times New Roman"/>
+                      <w:b w:val="0"/>
+                      <w:bCs/>
+                      <w:sz w:val="21"/>
+                      <w:szCs w:val="21"/>
+                    </w:rPr>
+                    <w:t xml:space="preserve">    pred = knn.predict(x_test_k)</w:t>
+                  </w:r>
+                  <w:r>
+                    <w:rPr>
+                      <w:rFonts w:hint="default" w:ascii="Times New Roman" w:hAnsi="Times New Roman" w:cs="Times New Roman"/>
+                      <w:b w:val="0"/>
+                      <w:bCs/>
+                      <w:sz w:val="21"/>
+                      <w:szCs w:val="21"/>
+                    </w:rPr>
+                    <w:br w:type="textWrapping"/>
+                  </w:r>
+                  <w:r>
+                    <w:rPr>
+                      <w:rFonts w:hint="default" w:ascii="Times New Roman" w:hAnsi="Times New Roman" w:cs="Times New Roman"/>
+                      <w:b w:val="0"/>
+                      <w:bCs/>
+                      <w:sz w:val="21"/>
+                      <w:szCs w:val="21"/>
+                    </w:rPr>
+                    <w:t xml:space="preserve">    acc = np.mean(pred == y_test_k)</w:t>
+                  </w:r>
+                  <w:r>
+                    <w:rPr>
+                      <w:rFonts w:hint="default" w:ascii="Times New Roman" w:hAnsi="Times New Roman" w:cs="Times New Roman"/>
+                      <w:b w:val="0"/>
+                      <w:bCs/>
+                      <w:sz w:val="21"/>
+                      <w:szCs w:val="21"/>
+                    </w:rPr>
+                    <w:br w:type="textWrapping"/>
+                  </w:r>
+                  <w:r>
+                    <w:rPr>
+                      <w:rFonts w:hint="default" w:ascii="Times New Roman" w:hAnsi="Times New Roman" w:cs="Times New Roman"/>
+                      <w:b w:val="0"/>
+                      <w:bCs/>
+                      <w:sz w:val="21"/>
+                      <w:szCs w:val="21"/>
+                    </w:rPr>
+                    <w:t xml:space="preserve">    accuracies.append(acc)</w:t>
+                  </w:r>
+                  <w:r>
+                    <w:rPr>
+                      <w:rFonts w:hint="default" w:ascii="Times New Roman" w:hAnsi="Times New Roman" w:cs="Times New Roman"/>
+                      <w:b w:val="0"/>
+                      <w:bCs/>
+                      <w:sz w:val="21"/>
+                      <w:szCs w:val="21"/>
+                    </w:rPr>
+                    <w:br w:type="textWrapping"/>
+                  </w:r>
+                  <w:r>
+                    <w:rPr>
+                      <w:rFonts w:hint="default" w:ascii="Times New Roman" w:hAnsi="Times New Roman" w:cs="Times New Roman"/>
+                      <w:b w:val="0"/>
+                      <w:bCs/>
+                      <w:sz w:val="21"/>
+                      <w:szCs w:val="21"/>
+                    </w:rPr>
+                    <w:t xml:space="preserve">    last_predicted_labels = pred#记录最后一次预测的结果</w:t>
+                  </w:r>
+                  <w:r>
+                    <w:rPr>
+                      <w:rFonts w:hint="default" w:ascii="Times New Roman" w:hAnsi="Times New Roman" w:cs="Times New Roman"/>
+                      <w:b w:val="0"/>
+                      <w:bCs/>
+                      <w:sz w:val="21"/>
+                      <w:szCs w:val="21"/>
+                    </w:rPr>
+                    <w:br w:type="textWrapping"/>
+                  </w:r>
+                  <w:r>
+                    <w:rPr>
+                      <w:rFonts w:hint="default" w:ascii="Times New Roman" w:hAnsi="Times New Roman" w:cs="Times New Roman"/>
+                      <w:b w:val="0"/>
+                      <w:bCs/>
+                      <w:sz w:val="21"/>
+                      <w:szCs w:val="21"/>
+                    </w:rPr>
+                    <w:br w:type="textWrapping"/>
+                  </w:r>
+                  <w:r>
+                    <w:rPr>
+                      <w:rFonts w:hint="default" w:ascii="Times New Roman" w:hAnsi="Times New Roman" w:cs="Times New Roman"/>
+                      <w:b w:val="0"/>
+                      <w:bCs/>
+                      <w:sz w:val="21"/>
+                      <w:szCs w:val="21"/>
+                    </w:rPr>
+                    <w:t>#(6)画出分类结果的混淆矩阵。</w:t>
+                  </w:r>
+                  <w:r>
+                    <w:rPr>
+                      <w:rFonts w:hint="default" w:ascii="Times New Roman" w:hAnsi="Times New Roman" w:cs="Times New Roman"/>
+                      <w:b w:val="0"/>
+                      <w:bCs/>
+                      <w:sz w:val="21"/>
+                      <w:szCs w:val="21"/>
+                    </w:rPr>
+                    <w:br w:type="textWrapping"/>
+                  </w:r>
+                  <w:r>
+                    <w:rPr>
+                      <w:rFonts w:hint="default" w:ascii="Times New Roman" w:hAnsi="Times New Roman" w:cs="Times New Roman"/>
+                      <w:b w:val="0"/>
+                      <w:bCs/>
+                      <w:sz w:val="21"/>
+                      <w:szCs w:val="21"/>
+                    </w:rPr>
+                    <w:t>print("(6)正在生成混淆矩阵...")</w:t>
+                  </w:r>
+                  <w:r>
+                    <w:rPr>
+                      <w:rFonts w:hint="default" w:ascii="Times New Roman" w:hAnsi="Times New Roman" w:cs="Times New Roman"/>
+                      <w:b w:val="0"/>
+                      <w:bCs/>
+                      <w:sz w:val="21"/>
+                      <w:szCs w:val="21"/>
+                    </w:rPr>
+                    <w:br w:type="textWrapping"/>
+                  </w:r>
+                  <w:r>
+                    <w:rPr>
+                      <w:rFonts w:hint="default" w:ascii="Times New Roman" w:hAnsi="Times New Roman" w:cs="Times New Roman"/>
+                      <w:b w:val="0"/>
+                      <w:bCs/>
+                      <w:sz w:val="21"/>
+                      <w:szCs w:val="21"/>
+                    </w:rPr>
+                    <w:t>plot_confusion_matrix(y_test_k, last_predicted_labels)</w:t>
+                  </w:r>
+                  <w:r>
+                    <w:rPr>
+                      <w:rFonts w:hint="default" w:ascii="Times New Roman" w:hAnsi="Times New Roman" w:cs="Times New Roman"/>
+                      <w:b w:val="0"/>
+                      <w:bCs/>
+                      <w:sz w:val="21"/>
+                      <w:szCs w:val="21"/>
+                    </w:rPr>
+                    <w:br w:type="textWrapping"/>
+                  </w:r>
+                  <w:r>
+                    <w:rPr>
+                      <w:rFonts w:hint="default" w:ascii="Times New Roman" w:hAnsi="Times New Roman" w:cs="Times New Roman"/>
+                      <w:b w:val="0"/>
+                      <w:bCs/>
+                      <w:sz w:val="21"/>
+                      <w:szCs w:val="21"/>
+                    </w:rPr>
+                    <w:br w:type="textWrapping"/>
+                  </w:r>
+                  <w:r>
+                    <w:rPr>
+                      <w:rFonts w:hint="default" w:ascii="Times New Roman" w:hAnsi="Times New Roman" w:cs="Times New Roman"/>
+                      <w:b w:val="0"/>
+                      <w:bCs/>
+                      <w:sz w:val="21"/>
+                      <w:szCs w:val="21"/>
+                    </w:rPr>
+                    <w:t># 绘制精度随 K 变化的折线图</w:t>
+                  </w:r>
+                  <w:r>
+                    <w:rPr>
+                      <w:rFonts w:hint="default" w:ascii="Times New Roman" w:hAnsi="Times New Roman" w:cs="Times New Roman"/>
+                      <w:b w:val="0"/>
+                      <w:bCs/>
+                      <w:sz w:val="21"/>
+                      <w:szCs w:val="21"/>
+                    </w:rPr>
+                    <w:br w:type="textWrapping"/>
+                  </w:r>
+                  <w:r>
+                    <w:rPr>
+                      <w:rFonts w:hint="default" w:ascii="Times New Roman" w:hAnsi="Times New Roman" w:cs="Times New Roman"/>
+                      <w:b w:val="0"/>
+                      <w:bCs/>
+                      <w:sz w:val="21"/>
+                      <w:szCs w:val="21"/>
+                    </w:rPr>
+                    <w:t>plt.figure(figsize=(8, 5))</w:t>
+                  </w:r>
+                  <w:r>
+                    <w:rPr>
+                      <w:rFonts w:hint="default" w:ascii="Times New Roman" w:hAnsi="Times New Roman" w:cs="Times New Roman"/>
+                      <w:b w:val="0"/>
+                      <w:bCs/>
+                      <w:sz w:val="21"/>
+                      <w:szCs w:val="21"/>
+                    </w:rPr>
+                    <w:br w:type="textWrapping"/>
+                  </w:r>
+                  <w:r>
+                    <w:rPr>
+                      <w:rFonts w:hint="default" w:ascii="Times New Roman" w:hAnsi="Times New Roman" w:cs="Times New Roman"/>
+                      <w:b w:val="0"/>
+                      <w:bCs/>
+                      <w:sz w:val="21"/>
+                      <w:szCs w:val="21"/>
+                    </w:rPr>
+                    <w:t>plt.plot(ks, accuracies, 'b-o', markersize=3)</w:t>
+                  </w:r>
+                  <w:r>
+                    <w:rPr>
+                      <w:rFonts w:hint="default" w:ascii="Times New Roman" w:hAnsi="Times New Roman" w:cs="Times New Roman"/>
+                      <w:b w:val="0"/>
+                      <w:bCs/>
+                      <w:sz w:val="21"/>
+                      <w:szCs w:val="21"/>
+                    </w:rPr>
+                    <w:br w:type="textWrapping"/>
+                  </w:r>
+                  <w:r>
+                    <w:rPr>
+                      <w:rFonts w:hint="default" w:ascii="Times New Roman" w:hAnsi="Times New Roman" w:cs="Times New Roman"/>
+                      <w:b w:val="0"/>
+                      <w:bCs/>
+                      <w:sz w:val="21"/>
+                      <w:szCs w:val="21"/>
+                    </w:rPr>
+                    <w:t>plt.title('Accuracy vs K Value')</w:t>
+                  </w:r>
+                  <w:r>
+                    <w:rPr>
+                      <w:rFonts w:hint="default" w:ascii="Times New Roman" w:hAnsi="Times New Roman" w:cs="Times New Roman"/>
+                      <w:b w:val="0"/>
+                      <w:bCs/>
+                      <w:sz w:val="21"/>
+                      <w:szCs w:val="21"/>
+                    </w:rPr>
+                    <w:br w:type="textWrapping"/>
+                  </w:r>
+                  <w:r>
+                    <w:rPr>
+                      <w:rFonts w:hint="default" w:ascii="Times New Roman" w:hAnsi="Times New Roman" w:cs="Times New Roman"/>
+                      <w:b w:val="0"/>
+                      <w:bCs/>
+                      <w:sz w:val="21"/>
+                      <w:szCs w:val="21"/>
+                    </w:rPr>
+                    <w:t>plt.xlabel('K')</w:t>
+                  </w:r>
+                  <w:r>
+                    <w:rPr>
+                      <w:rFonts w:hint="default" w:ascii="Times New Roman" w:hAnsi="Times New Roman" w:cs="Times New Roman"/>
+                      <w:b w:val="0"/>
+                      <w:bCs/>
+                      <w:sz w:val="21"/>
+                      <w:szCs w:val="21"/>
+                    </w:rPr>
+                    <w:br w:type="textWrapping"/>
+                  </w:r>
+                  <w:r>
+                    <w:rPr>
+                      <w:rFonts w:hint="default" w:ascii="Times New Roman" w:hAnsi="Times New Roman" w:cs="Times New Roman"/>
+                      <w:b w:val="0"/>
+                      <w:bCs/>
+                      <w:sz w:val="21"/>
+                      <w:szCs w:val="21"/>
+                    </w:rPr>
+                    <w:t>plt.ylabel('Accuracy')</w:t>
+                  </w:r>
+                  <w:r>
+                    <w:rPr>
+                      <w:rFonts w:hint="default" w:ascii="Times New Roman" w:hAnsi="Times New Roman" w:cs="Times New Roman"/>
+                      <w:b w:val="0"/>
+                      <w:bCs/>
+                      <w:sz w:val="21"/>
+                      <w:szCs w:val="21"/>
+                    </w:rPr>
+                    <w:br w:type="textWrapping"/>
+                  </w:r>
+                  <w:r>
+                    <w:rPr>
+                      <w:rFonts w:hint="default" w:ascii="Times New Roman" w:hAnsi="Times New Roman" w:cs="Times New Roman"/>
+                      <w:b w:val="0"/>
+                      <w:bCs/>
+                      <w:sz w:val="21"/>
+                      <w:szCs w:val="21"/>
+                    </w:rPr>
+                    <w:t>plt.grid(True)</w:t>
+                  </w:r>
+                  <w:r>
+                    <w:rPr>
+                      <w:rFonts w:hint="default" w:ascii="Times New Roman" w:hAnsi="Times New Roman" w:cs="Times New Roman"/>
+                      <w:b w:val="0"/>
+                      <w:bCs/>
+                      <w:sz w:val="21"/>
+                      <w:szCs w:val="21"/>
+                    </w:rPr>
+                    <w:br w:type="textWrapping"/>
+                  </w:r>
+                  <w:r>
+                    <w:rPr>
+                      <w:rFonts w:hint="default" w:ascii="Times New Roman" w:hAnsi="Times New Roman" w:cs="Times New Roman"/>
+                      <w:b w:val="0"/>
+                      <w:bCs/>
+                      <w:sz w:val="21"/>
+                      <w:szCs w:val="21"/>
+                    </w:rPr>
+                    <w:t>plt.show()</w:t>
+                  </w:r>
+                </w:p>
+                <w:p>
+                  <w:pPr>
+                    <w:pStyle w:val="2"/>
+                    <w:spacing w:line="240" w:lineRule="auto"/>
+                    <w:ind w:left="0" w:leftChars="0" w:firstLine="0" w:firstLineChars="0"/>
+                    <w:rPr>
+                      <w:rFonts w:hint="eastAsia" w:ascii="Times New Roman" w:hAnsi="Times New Roman" w:eastAsia="宋体" w:cs="Times New Roman"/>
+                      <w:b w:val="0"/>
+                      <w:bCs/>
                       <w:sz w:val="21"/>
                       <w:szCs w:val="21"/>
                       <w:lang w:eastAsia="zh-CN"/>
                     </w:rPr>
-                    <w:t>《</w:t>
-                  </w:r>
-                  <w:r>
-                    <w:rPr>
-                      <w:rFonts w:hint="eastAsia" w:cs="Times New Roman"/>
-                      <w:b w:val="0"/>
-                      <w:bCs/>
-                      <w:color w:val="FF0000"/>
-                      <w:sz w:val="21"/>
-                      <w:szCs w:val="21"/>
-                      <w:lang w:val="en-US" w:eastAsia="zh-CN"/>
-                    </w:rPr>
-                    <w:t>代码使用此样式</w:t>
-                  </w:r>
-                  <w:r>
-                    <w:rPr>
-                      <w:rFonts w:hint="eastAsia" w:cs="Times New Roman"/>
-                      <w:b w:val="0"/>
-                      <w:bCs/>
-                      <w:color w:val="FF0000"/>
+                  </w:pPr>
+                  <w:r>
+                    <w:rPr>
+                      <w:rFonts w:hint="eastAsia" w:ascii="Times New Roman" w:hAnsi="Times New Roman" w:eastAsia="宋体" w:cs="Times New Roman"/>
+                      <w:b w:val="0"/>
+                      <w:bCs/>
                       <w:sz w:val="21"/>
                       <w:szCs w:val="21"/>
                       <w:lang w:eastAsia="zh-CN"/>
                     </w:rPr>
-                    <w:t>》</w:t>
+                    <w:drawing>
+                      <wp:inline distT="0" distB="0" distL="114300" distR="114300">
+                        <wp:extent cx="5104130" cy="4275455"/>
+                        <wp:effectExtent l="0" t="0" r="1270" b="4445"/>
+                        <wp:docPr id="5" name="图片 5" descr="QQ20260511-103244"/>
+                        <wp:cNvGraphicFramePr>
+                          <a:graphicFrameLocks xmlns:a="http://schemas.openxmlformats.org/drawingml/2006/main" noChangeAspect="1"/>
+                        </wp:cNvGraphicFramePr>
+                        <a:graphic xmlns:a="http://schemas.openxmlformats.org/drawingml/2006/main">
+                          <a:graphicData uri="http://schemas.openxmlformats.org/drawingml/2006/picture">
+                            <pic:pic xmlns:pic="http://schemas.openxmlformats.org/drawingml/2006/picture">
+                              <pic:nvPicPr>
+                                <pic:cNvPr id="5" name="图片 5" descr="QQ20260511-103244"/>
+                                <pic:cNvPicPr>
+                                  <a:picLocks noChangeAspect="1"/>
+                                </pic:cNvPicPr>
+                              </pic:nvPicPr>
+                              <pic:blipFill>
+                                <a:blip r:embed="rId10"/>
+                                <a:stretch>
+                                  <a:fillRect/>
+                                </a:stretch>
+                              </pic:blipFill>
+                              <pic:spPr>
+                                <a:xfrm>
+                                  <a:off x="0" y="0"/>
+                                  <a:ext cx="5104130" cy="4275455"/>
+                                </a:xfrm>
+                                <a:prstGeom prst="rect">
+                                  <a:avLst/>
+                                </a:prstGeom>
+                              </pic:spPr>
+                            </pic:pic>
+                          </a:graphicData>
+                        </a:graphic>
+                      </wp:inline>
+                    </w:drawing>
                   </w:r>
                 </w:p>
                 <w:p>
@@ -1354,212 +4773,6 @@
                       <w:szCs w:val="21"/>
                     </w:rPr>
                   </w:pPr>
-                  <w:r>
-                    <w:rPr>
-                      <w:rFonts w:hint="eastAsia" w:ascii="Times New Roman" w:hAnsi="Times New Roman" w:cs="Times New Roman"/>
-                      <w:b w:val="0"/>
-                      <w:bCs/>
-                      <w:sz w:val="21"/>
-                      <w:szCs w:val="21"/>
-                    </w:rPr>
-                    <w:t>import matplotlib.pyplot as plt</w:t>
-                  </w:r>
-                </w:p>
-                <w:p>
-                  <w:pPr>
-                    <w:pStyle w:val="2"/>
-                    <w:spacing w:line="240" w:lineRule="auto"/>
-                    <w:ind w:firstLine="420"/>
-                    <w:rPr>
-                      <w:rFonts w:hint="eastAsia" w:ascii="Times New Roman" w:hAnsi="Times New Roman" w:cs="Times New Roman"/>
-                      <w:b w:val="0"/>
-                      <w:bCs/>
-                      <w:sz w:val="21"/>
-                      <w:szCs w:val="21"/>
-                    </w:rPr>
-                  </w:pPr>
-                  <w:r>
-                    <w:rPr>
-                      <w:rFonts w:hint="eastAsia" w:ascii="Times New Roman" w:hAnsi="Times New Roman" w:cs="Times New Roman"/>
-                      <w:b w:val="0"/>
-                      <w:bCs/>
-                      <w:sz w:val="21"/>
-                      <w:szCs w:val="21"/>
-                    </w:rPr>
-                    <w:t>import numpy as np</w:t>
-                  </w:r>
-                </w:p>
-                <w:p>
-                  <w:pPr>
-                    <w:pStyle w:val="2"/>
-                    <w:spacing w:line="240" w:lineRule="auto"/>
-                    <w:ind w:firstLine="420"/>
-                    <w:rPr>
-                      <w:rFonts w:hint="eastAsia" w:ascii="Times New Roman" w:hAnsi="Times New Roman" w:cs="Times New Roman"/>
-                      <w:b w:val="0"/>
-                      <w:bCs/>
-                      <w:sz w:val="21"/>
-                      <w:szCs w:val="21"/>
-                    </w:rPr>
-                  </w:pPr>
-                  <w:r>
-                    <w:rPr>
-                      <w:rFonts w:hint="eastAsia" w:ascii="Times New Roman" w:hAnsi="Times New Roman" w:cs="Times New Roman"/>
-                      <w:b w:val="0"/>
-                      <w:bCs/>
-                      <w:sz w:val="21"/>
-                      <w:szCs w:val="21"/>
-                    </w:rPr>
-                    <w:t>import os</w:t>
-                  </w:r>
-                </w:p>
-                <w:p>
-                  <w:pPr>
-                    <w:pStyle w:val="2"/>
-                    <w:spacing w:line="240" w:lineRule="auto"/>
-                    <w:ind w:firstLine="420"/>
-                    <w:rPr>
-                      <w:rFonts w:hint="eastAsia" w:ascii="Times New Roman" w:hAnsi="Times New Roman" w:cs="Times New Roman"/>
-                      <w:b w:val="0"/>
-                      <w:bCs/>
-                      <w:sz w:val="21"/>
-                      <w:szCs w:val="21"/>
-                    </w:rPr>
-                  </w:pPr>
-                </w:p>
-                <w:p>
-                  <w:pPr>
-                    <w:pStyle w:val="2"/>
-                    <w:spacing w:line="240" w:lineRule="auto"/>
-                    <w:ind w:firstLine="420"/>
-                    <w:rPr>
-                      <w:rFonts w:hint="eastAsia" w:ascii="Times New Roman" w:hAnsi="Times New Roman" w:cs="Times New Roman"/>
-                      <w:b w:val="0"/>
-                      <w:bCs/>
-                      <w:sz w:val="21"/>
-                      <w:szCs w:val="21"/>
-                    </w:rPr>
-                  </w:pPr>
-                  <w:r>
-                    <w:rPr>
-                      <w:rFonts w:hint="eastAsia" w:ascii="Times New Roman" w:hAnsi="Times New Roman" w:cs="Times New Roman"/>
-                      <w:b w:val="0"/>
-                      <w:bCs/>
-                      <w:sz w:val="21"/>
-                      <w:szCs w:val="21"/>
-                    </w:rPr>
-                    <w:t># 读入mnist数据集</w:t>
-                  </w:r>
-                </w:p>
-                <w:p>
-                  <w:pPr>
-                    <w:pStyle w:val="2"/>
-                    <w:spacing w:line="240" w:lineRule="auto"/>
-                    <w:ind w:firstLine="420"/>
-                    <w:rPr>
-                      <w:rFonts w:hint="eastAsia" w:ascii="Times New Roman" w:hAnsi="Times New Roman" w:cs="Times New Roman"/>
-                      <w:b w:val="0"/>
-                      <w:bCs/>
-                      <w:sz w:val="21"/>
-                      <w:szCs w:val="21"/>
-                    </w:rPr>
-                  </w:pPr>
-                  <w:r>
-                    <w:rPr>
-                      <w:rFonts w:hint="eastAsia" w:ascii="Times New Roman" w:hAnsi="Times New Roman" w:cs="Times New Roman"/>
-                      <w:b w:val="0"/>
-                      <w:bCs/>
-                      <w:sz w:val="21"/>
-                      <w:szCs w:val="21"/>
-                    </w:rPr>
-                    <w:t>m_x = np.loadtxt('mnist_x', delimiter=' ')</w:t>
-                  </w:r>
-                </w:p>
-                <w:p>
-                  <w:pPr>
-                    <w:pStyle w:val="2"/>
-                    <w:spacing w:line="240" w:lineRule="auto"/>
-                    <w:ind w:firstLine="420"/>
-                    <w:rPr>
-                      <w:rFonts w:hint="eastAsia" w:ascii="Times New Roman" w:hAnsi="Times New Roman" w:cs="Times New Roman"/>
-                      <w:b w:val="0"/>
-                      <w:bCs/>
-                      <w:sz w:val="21"/>
-                      <w:szCs w:val="21"/>
-                    </w:rPr>
-                  </w:pPr>
-                  <w:r>
-                    <w:rPr>
-                      <w:rFonts w:hint="eastAsia" w:ascii="Times New Roman" w:hAnsi="Times New Roman" w:cs="Times New Roman"/>
-                      <w:b w:val="0"/>
-                      <w:bCs/>
-                      <w:sz w:val="21"/>
-                      <w:szCs w:val="21"/>
-                    </w:rPr>
-                    <w:t>m_y = np.loadtxt('mnist_y')</w:t>
-                  </w:r>
-                </w:p>
-                <w:p>
-                  <w:pPr>
-                    <w:pStyle w:val="2"/>
-                    <w:spacing w:line="240" w:lineRule="auto"/>
-                    <w:ind w:firstLine="420"/>
-                    <w:rPr>
-                      <w:rFonts w:hint="eastAsia" w:ascii="Times New Roman" w:hAnsi="Times New Roman" w:cs="Times New Roman"/>
-                      <w:b w:val="0"/>
-                      <w:bCs/>
-                      <w:sz w:val="21"/>
-                      <w:szCs w:val="21"/>
-                    </w:rPr>
-                  </w:pPr>
-                </w:p>
-                <w:p>
-                  <w:pPr>
-                    <w:pStyle w:val="2"/>
-                    <w:spacing w:line="240" w:lineRule="auto"/>
-                    <w:ind w:firstLine="420"/>
-                    <w:rPr>
-                      <w:rFonts w:hint="eastAsia" w:ascii="Times New Roman" w:hAnsi="Times New Roman" w:cs="Times New Roman"/>
-                      <w:b w:val="0"/>
-                      <w:bCs/>
-                      <w:sz w:val="21"/>
-                      <w:szCs w:val="21"/>
-                    </w:rPr>
-                  </w:pPr>
-                  <w:r>
-                    <w:rPr>
-                      <w:rFonts w:hint="eastAsia" w:ascii="Times New Roman" w:hAnsi="Times New Roman" w:cs="Times New Roman"/>
-                      <w:b w:val="0"/>
-                      <w:bCs/>
-                      <w:sz w:val="21"/>
-                      <w:szCs w:val="21"/>
-                    </w:rPr>
-                    <w:t>def distance(a, b):</w:t>
-                  </w:r>
-                </w:p>
-                <w:p>
-                  <w:pPr>
-                    <w:pStyle w:val="2"/>
-                    <w:spacing w:line="240" w:lineRule="auto"/>
-                    <w:ind w:firstLine="420"/>
-                    <w:rPr>
-                      <w:rFonts w:hint="eastAsia" w:ascii="Times New Roman" w:hAnsi="Times New Roman" w:cs="Times New Roman"/>
-                      <w:b w:val="0"/>
-                      <w:bCs/>
-                      <w:sz w:val="21"/>
-                      <w:szCs w:val="21"/>
-                    </w:rPr>
-                  </w:pPr>
-                  <w:r>
-                    <w:rPr>
-                      <w:rFonts w:hint="eastAsia" w:ascii="Times New Roman" w:hAnsi="Times New Roman" w:cs="Times New Roman"/>
-                      <w:b w:val="0"/>
-                      <w:bCs/>
-                      <w:sz w:val="21"/>
-                      <w:szCs w:val="21"/>
-                    </w:rPr>
-                    <w:t xml:space="preserve">    return np.sqrt(np.sum(np.square(a - b)))</w:t>
-                  </w:r>
                 </w:p>
               </w:tc>
             </w:tr>
